--- a/docs/template/vizsgaremek-dokumentáció-kitöltve.docx
+++ b/docs/template/vizsgaremek-dokumentáció-kitöltve.docx
@@ -36483,13 +36483,13 @@
     </w:p>
     <w:bookmarkEnd w:id="378"/>
     <w:bookmarkEnd w:id="379"/>
-    <w:bookmarkStart w:id="380" w:name="összefoglalás"/>
+    <w:bookmarkStart w:id="423" w:name="X738c78064c3ef9b842f5f977e427b63ca172dc0"/>
     <w:p>
       <w:pPr>
         <w:pStyle w:val="Heading1"/>
       </w:pPr>
       <w:r>
-        <w:t xml:space="preserve">Összefoglalás</w:t>
+        <w:t xml:space="preserve">Fejlesztői dokumentáció – első szintű címsor (template-kiegészítés)</w:t>
       </w:r>
     </w:p>
     <w:p>
@@ -36497,33 +36497,115 @@
         <w:pStyle w:val="FirstParagraph"/>
       </w:pPr>
       <w:r>
-        <w:t xml:space="preserve">A Troxan webalkalmazás fejlesztése során egy teljes értékű, komplex webes platform valósult meg, amely szervesen összekapcsolódik a hozzá tartozó C# Windows játékklienssel. A projekt nem csupán funkcionálisan teljes, hanem módszertanilag is az önálló gondolkodás és a mélységi tudás megszerzésének jó példája: keretrendszer nélküli PHP MVC backend, natív JavaScript frontend, Vite-alapú build pipeline és Tailwind CSS v4 stílusozás mind azt bizonyítják, hogy a modern webfejlesztés alapjai – a keretrendszerektől függetlenül – is képesek rendkívül hatékonyan alkalmazható megoldások létrehozására.</w:t>
-      </w:r>
-    </w:p>
-    <w:p>
-      <w:pPr>
-        <w:pStyle w:val="BodyText"/>
-      </w:pPr>
-      <w:r>
-        <w:t xml:space="preserve">Az alkalmazás fejlesztése során elsajátított ismeretek és megoldott kihívások – a token-alapú játékkliens integráció, az MVC routing implementálása, a biztonsági rétegek tudatos kialakítása, a dinamikus SPA-szerű oldalnavigáció keretrendszer nélkül – mind olyan tapasztalatok, amelyek a valós munkakörnyezetben is közvetlen értéket képviselnek.</w:t>
-      </w:r>
-    </w:p>
-    <w:p>
-      <w:pPr>
-        <w:pStyle w:val="BodyText"/>
-      </w:pPr>
-      <w:r>
-        <w:t xml:space="preserve">A projekt a pillanatnyi formájában is teljesen működőképes és élesben futó alkalmazás; a fentiekben összefoglalt továbbfejlesztési irányok megvalósítása esetén egy még gazdagabb, még professzionálisabb platformmá válhat.</w:t>
+        <w:t xml:space="preserve">Ez a fejezet kifejezetten a template vázlatpontjainak teljesítésére készült, ezért az alcímek szövege a sablon logikáját követi.</w:t>
+      </w:r>
+    </w:p>
+    <w:bookmarkStart w:id="383" w:name="felhasznált-technológiák-1"/>
+    <w:p>
+      <w:pPr>
+        <w:pStyle w:val="Heading2"/>
+      </w:pPr>
+      <w:r>
+        <w:t xml:space="preserve">Felhasznált technológiák</w:t>
+      </w:r>
+    </w:p>
+    <w:bookmarkStart w:id="380" w:name="vsc"/>
+    <w:p>
+      <w:pPr>
+        <w:pStyle w:val="Heading3"/>
+      </w:pPr>
+      <w:r>
+        <w:t xml:space="preserve">VSC</w:t>
+      </w:r>
+    </w:p>
+    <w:p>
+      <w:pPr>
+        <w:pStyle w:val="FirstParagraph"/>
+      </w:pPr>
+      <w:r>
+        <w:t xml:space="preserve">A fejlesztés elsődleges szerkesztője a Visual Studio Code volt, amelyben a PHP, JavaScript, CSS és Git alapú munkafolyamatok egy helyen kezelhetők. A gyors keresés, fájlstruktúra-kezelés és bővítmények nagyban felgyorsították a moduláris fejlesztést.</w:t>
       </w:r>
     </w:p>
     <w:bookmarkEnd w:id="380"/>
-    <w:bookmarkStart w:id="381" w:name="források"/>
-    <w:p>
-      <w:pPr>
-        <w:pStyle w:val="Heading1"/>
-      </w:pPr>
-      <w:r>
-        <w:t xml:space="preserve">Források</w:t>
+    <w:bookmarkStart w:id="381" w:name="html"/>
+    <w:p>
+      <w:pPr>
+        <w:pStyle w:val="Heading3"/>
+      </w:pPr>
+      <w:r>
+        <w:t xml:space="preserve">HTML</w:t>
+      </w:r>
+    </w:p>
+    <w:p>
+      <w:pPr>
+        <w:pStyle w:val="FirstParagraph"/>
+      </w:pPr>
+      <w:r>
+        <w:t xml:space="preserve">A nézetek szerkezete szerveroldali PHP renderből érkezik, de a kimenet HTML. A markup réteg biztosítja a komponensek (kártyák, modálok, listák, űrlapok) szemantikailag stabil alapját.</w:t>
+      </w:r>
+    </w:p>
+    <w:bookmarkEnd w:id="381"/>
+    <w:bookmarkStart w:id="382" w:name="css"/>
+    <w:p>
+      <w:pPr>
+        <w:pStyle w:val="Heading3"/>
+      </w:pPr>
+      <w:r>
+        <w:t xml:space="preserve">CSS</w:t>
+      </w:r>
+    </w:p>
+    <w:p>
+      <w:pPr>
+        <w:pStyle w:val="FirstParagraph"/>
+      </w:pPr>
+      <w:r>
+        <w:t xml:space="preserve">A projektben Tailwind alapú és egyedi stílusok együtt szerepelnek. A modulonkénti CSS fájlok (pl. admin, maps, profile) segítenek a stílusütközések csökkentésében, különösen a nagy mennyiségű modal és interaktív elem mellett.</w:t>
+      </w:r>
+    </w:p>
+    <w:bookmarkEnd w:id="382"/>
+    <w:bookmarkEnd w:id="383"/>
+    <w:bookmarkStart w:id="414" w:name="adatbázis---troxandb"/>
+    <w:p>
+      <w:pPr>
+        <w:pStyle w:val="Heading2"/>
+      </w:pPr>
+      <w:r>
+        <w:t xml:space="preserve">Adatbázis - TroxanDB</w:t>
+      </w:r>
+    </w:p>
+    <w:bookmarkStart w:id="384" w:name="az-adatbázis-célja"/>
+    <w:p>
+      <w:pPr>
+        <w:pStyle w:val="Heading3"/>
+      </w:pPr>
+      <w:r>
+        <w:t xml:space="preserve">Az adatbázis célja</w:t>
+      </w:r>
+    </w:p>
+    <w:p>
+      <w:pPr>
+        <w:pStyle w:val="FirstParagraph"/>
+      </w:pPr>
+      <w:r>
+        <w:t xml:space="preserve">Az adatbázis célja a játékosok, pályák, statisztikák, szerepkörök, avatárok, webes sessionök és oldalszintű beállítások tartós és konzisztens tárolása. A rendszer támogatja a webes belépést, a játék-klienssel történő tokenes kommunikációt, a ranglistaszámítást, valamint az adminisztrációs műveleteket.</w:t>
+      </w:r>
+    </w:p>
+    <w:bookmarkEnd w:id="384"/>
+    <w:bookmarkStart w:id="385" w:name="tervezés-megkezdése"/>
+    <w:p>
+      <w:pPr>
+        <w:pStyle w:val="Heading3"/>
+      </w:pPr>
+      <w:r>
+        <w:t xml:space="preserve">Tervezés megkezdése</w:t>
+      </w:r>
+    </w:p>
+    <w:p>
+      <w:pPr>
+        <w:pStyle w:val="FirstParagraph"/>
+      </w:pPr>
+      <w:r>
+        <w:t xml:space="preserve">A tervezés első fázisában meghatározásra került, hogy a rendszernek képesnek kell lennie:</w:t>
       </w:r>
     </w:p>
     <w:p>
@@ -36535,184 +36617,3784 @@
         <w:pStyle w:val="Compact"/>
       </w:pPr>
       <w:r>
-        <w:t xml:space="preserve">PHP Foundation –</w:t>
-      </w:r>
-      <w:r>
-        <w:t xml:space="preserve"> </w:t>
-      </w:r>
+        <w:t xml:space="preserve">felhasználók és jogosultságaik tárolására,</w:t>
+      </w:r>
+    </w:p>
+    <w:p>
+      <w:pPr>
+        <w:numPr>
+          <w:ilvl w:val="0"/>
+          <w:numId w:val="1193"/>
+        </w:numPr>
+        <w:pStyle w:val="Compact"/>
+      </w:pPr>
+      <w:r>
+        <w:t xml:space="preserve">pályaadatok és pályafájl-metaadatok kezelésére,</w:t>
+      </w:r>
+    </w:p>
+    <w:p>
+      <w:pPr>
+        <w:numPr>
+          <w:ilvl w:val="0"/>
+          <w:numId w:val="1193"/>
+        </w:numPr>
+        <w:pStyle w:val="Compact"/>
+      </w:pPr>
+      <w:r>
+        <w:t xml:space="preserve">statisztika-história naplózására,</w:t>
+      </w:r>
+    </w:p>
+    <w:p>
+      <w:pPr>
+        <w:numPr>
+          <w:ilvl w:val="0"/>
+          <w:numId w:val="1193"/>
+        </w:numPr>
+        <w:pStyle w:val="Compact"/>
+      </w:pPr>
+      <w:r>
+        <w:t xml:space="preserve">avatar-katalógus kiszolgálására,</w:t>
+      </w:r>
+    </w:p>
+    <w:p>
+      <w:pPr>
+        <w:numPr>
+          <w:ilvl w:val="0"/>
+          <w:numId w:val="1193"/>
+        </w:numPr>
+        <w:pStyle w:val="Compact"/>
+      </w:pPr>
+      <w:r>
+        <w:t xml:space="preserve">session-állapot követésére,</w:t>
+      </w:r>
+    </w:p>
+    <w:p>
+      <w:pPr>
+        <w:numPr>
+          <w:ilvl w:val="0"/>
+          <w:numId w:val="1193"/>
+        </w:numPr>
+        <w:pStyle w:val="Compact"/>
+      </w:pPr>
+      <w:r>
+        <w:t xml:space="preserve">weboldal tartalmi beállításainak tárolására.</w:t>
+      </w:r>
+    </w:p>
+    <w:bookmarkEnd w:id="385"/>
+    <w:bookmarkStart w:id="386" w:name="tervezési-lépések"/>
+    <w:p>
+      <w:pPr>
+        <w:pStyle w:val="Heading3"/>
+      </w:pPr>
+      <w:r>
+        <w:t xml:space="preserve">Tervezési lépések</w:t>
+      </w:r>
+    </w:p>
+    <w:p>
+      <w:pPr>
+        <w:numPr>
+          <w:ilvl w:val="0"/>
+          <w:numId w:val="1194"/>
+        </w:numPr>
+        <w:pStyle w:val="Compact"/>
+      </w:pPr>
+      <w:r>
+        <w:t xml:space="preserve">üzleti entitások listázása,</w:t>
+      </w:r>
+    </w:p>
+    <w:p>
+      <w:pPr>
+        <w:numPr>
+          <w:ilvl w:val="0"/>
+          <w:numId w:val="1194"/>
+        </w:numPr>
+        <w:pStyle w:val="Compact"/>
+      </w:pPr>
+      <w:r>
+        <w:t xml:space="preserve">kapcsolatfajták meghatározása,</w:t>
+      </w:r>
+    </w:p>
+    <w:p>
+      <w:pPr>
+        <w:numPr>
+          <w:ilvl w:val="0"/>
+          <w:numId w:val="1194"/>
+        </w:numPr>
+        <w:pStyle w:val="Compact"/>
+      </w:pPr>
+      <w:r>
+        <w:t xml:space="preserve">kulcsmezők és indexelési igények felírása,</w:t>
+      </w:r>
+    </w:p>
+    <w:p>
+      <w:pPr>
+        <w:numPr>
+          <w:ilvl w:val="0"/>
+          <w:numId w:val="1194"/>
+        </w:numPr>
+        <w:pStyle w:val="Compact"/>
+      </w:pPr>
+      <w:r>
+        <w:t xml:space="preserve">normalizálási döntések meghozatala,</w:t>
+      </w:r>
+    </w:p>
+    <w:p>
+      <w:pPr>
+        <w:numPr>
+          <w:ilvl w:val="0"/>
+          <w:numId w:val="1194"/>
+        </w:numPr>
+        <w:pStyle w:val="Compact"/>
+      </w:pPr>
+      <w:r>
+        <w:t xml:space="preserve">jogosultsági és audit szempontok beépítése,</w:t>
+      </w:r>
+    </w:p>
+    <w:p>
+      <w:pPr>
+        <w:numPr>
+          <w:ilvl w:val="0"/>
+          <w:numId w:val="1194"/>
+        </w:numPr>
+        <w:pStyle w:val="Compact"/>
+      </w:pPr>
+      <w:r>
+        <w:t xml:space="preserve">migration-kompatibilis bővíthetőség kialakítása.</w:t>
+      </w:r>
+    </w:p>
+    <w:bookmarkEnd w:id="386"/>
+    <w:bookmarkStart w:id="387" w:name="egyedek-meghatározása"/>
+    <w:p>
+      <w:pPr>
+        <w:pStyle w:val="Heading3"/>
+      </w:pPr>
+      <w:r>
+        <w:t xml:space="preserve">Egyedek meghatározása</w:t>
+      </w:r>
+    </w:p>
+    <w:p>
+      <w:pPr>
+        <w:pStyle w:val="FirstParagraph"/>
+      </w:pPr>
+      <w:r>
+        <w:t xml:space="preserve">Fő egyedek:</w:t>
+      </w:r>
+    </w:p>
+    <w:p>
+      <w:pPr>
+        <w:numPr>
+          <w:ilvl w:val="0"/>
+          <w:numId w:val="1195"/>
+        </w:numPr>
+        <w:pStyle w:val="Compact"/>
+      </w:pPr>
+      <w:r>
+        <w:t xml:space="preserve">User</w:t>
+      </w:r>
+    </w:p>
+    <w:p>
+      <w:pPr>
+        <w:numPr>
+          <w:ilvl w:val="0"/>
+          <w:numId w:val="1195"/>
+        </w:numPr>
+        <w:pStyle w:val="Compact"/>
+      </w:pPr>
+      <w:r>
+        <w:t xml:space="preserve">Maps</w:t>
+      </w:r>
+    </w:p>
+    <w:p>
+      <w:pPr>
+        <w:numPr>
+          <w:ilvl w:val="0"/>
+          <w:numId w:val="1195"/>
+        </w:numPr>
+        <w:pStyle w:val="Compact"/>
+      </w:pPr>
+      <w:r>
+        <w:t xml:space="preserve">Statistics</w:t>
+      </w:r>
+    </w:p>
+    <w:p>
+      <w:pPr>
+        <w:numPr>
+          <w:ilvl w:val="0"/>
+          <w:numId w:val="1195"/>
+        </w:numPr>
+        <w:pStyle w:val="Compact"/>
+      </w:pPr>
+      <w:r>
+        <w:t xml:space="preserve">Roles</w:t>
+      </w:r>
+    </w:p>
+    <w:p>
+      <w:pPr>
+        <w:numPr>
+          <w:ilvl w:val="0"/>
+          <w:numId w:val="1195"/>
+        </w:numPr>
+        <w:pStyle w:val="Compact"/>
+      </w:pPr>
+      <w:r>
+        <w:t xml:space="preserve">Avatars</w:t>
+      </w:r>
+    </w:p>
+    <w:p>
+      <w:pPr>
+        <w:numPr>
+          <w:ilvl w:val="0"/>
+          <w:numId w:val="1195"/>
+        </w:numPr>
+        <w:pStyle w:val="Compact"/>
+      </w:pPr>
+      <w:r>
+        <w:t xml:space="preserve">User_Map_Library</w:t>
+      </w:r>
+    </w:p>
+    <w:p>
+      <w:pPr>
+        <w:numPr>
+          <w:ilvl w:val="0"/>
+          <w:numId w:val="1195"/>
+        </w:numPr>
+        <w:pStyle w:val="Compact"/>
+      </w:pPr>
+      <w:r>
+        <w:t xml:space="preserve">Active_Web_Sessions</w:t>
+      </w:r>
+    </w:p>
+    <w:p>
+      <w:pPr>
+        <w:numPr>
+          <w:ilvl w:val="0"/>
+          <w:numId w:val="1195"/>
+        </w:numPr>
+        <w:pStyle w:val="Compact"/>
+      </w:pPr>
+      <w:r>
+        <w:t xml:space="preserve">SiteSettings</w:t>
+      </w:r>
+    </w:p>
+    <w:bookmarkEnd w:id="387"/>
+    <w:bookmarkStart w:id="388" w:name="kapcsolatok-meghatározása"/>
+    <w:p>
+      <w:pPr>
+        <w:pStyle w:val="Heading3"/>
+      </w:pPr>
+      <w:r>
+        <w:t xml:space="preserve">Kapcsolatok meghatározása</w:t>
+      </w:r>
+    </w:p>
+    <w:p>
+      <w:pPr>
+        <w:numPr>
+          <w:ilvl w:val="0"/>
+          <w:numId w:val="1196"/>
+        </w:numPr>
+        <w:pStyle w:val="Compact"/>
+      </w:pPr>
+      <w:r>
+        <w:t xml:space="preserve">Roles (1) -&gt; (N) User</w:t>
+      </w:r>
+    </w:p>
+    <w:p>
+      <w:pPr>
+        <w:numPr>
+          <w:ilvl w:val="0"/>
+          <w:numId w:val="1196"/>
+        </w:numPr>
+        <w:pStyle w:val="Compact"/>
+      </w:pPr>
+      <w:r>
+        <w:t xml:space="preserve">Avatars (1) -&gt; (N) User</w:t>
+      </w:r>
+    </w:p>
+    <w:p>
+      <w:pPr>
+        <w:numPr>
+          <w:ilvl w:val="0"/>
+          <w:numId w:val="1196"/>
+        </w:numPr>
+        <w:pStyle w:val="Compact"/>
+      </w:pPr>
+      <w:r>
+        <w:t xml:space="preserve">User (1) -&gt; (N) Statistics</w:t>
+      </w:r>
+    </w:p>
+    <w:p>
+      <w:pPr>
+        <w:numPr>
+          <w:ilvl w:val="0"/>
+          <w:numId w:val="1196"/>
+        </w:numPr>
+        <w:pStyle w:val="Compact"/>
+      </w:pPr>
+      <w:r>
+        <w:t xml:space="preserve">User (1) -&gt; (N) Maps</w:t>
+      </w:r>
+    </w:p>
+    <w:p>
+      <w:pPr>
+        <w:numPr>
+          <w:ilvl w:val="0"/>
+          <w:numId w:val="1196"/>
+        </w:numPr>
+        <w:pStyle w:val="Compact"/>
+      </w:pPr>
+      <w:r>
+        <w:t xml:space="preserve">User (N) &lt;-&gt; (N) Maps</w:t>
+      </w:r>
+      <w:r>
+        <w:t xml:space="preserve"> </w:t>
+      </w:r>
+      <w:r>
+        <w:rPr>
+          <w:rStyle w:val="VerbatimChar"/>
+        </w:rPr>
+        <w:t xml:space="preserve">User_Map_Library</w:t>
+      </w:r>
+      <w:r>
+        <w:t xml:space="preserve"> </w:t>
+      </w:r>
+      <w:r>
+        <w:t xml:space="preserve">kapcsolótáblán keresztül</w:t>
+      </w:r>
+    </w:p>
+    <w:p>
+      <w:pPr>
+        <w:numPr>
+          <w:ilvl w:val="0"/>
+          <w:numId w:val="1196"/>
+        </w:numPr>
+        <w:pStyle w:val="Compact"/>
+      </w:pPr>
+      <w:r>
+        <w:t xml:space="preserve">User (1) -&gt; (1) Active_Web_Sessions (aktuális web session)</w:t>
+      </w:r>
+    </w:p>
+    <w:bookmarkEnd w:id="388"/>
+    <w:bookmarkStart w:id="389" w:name="nm-kapcsolatok-felbontása"/>
+    <w:p>
+      <w:pPr>
+        <w:pStyle w:val="Heading3"/>
+      </w:pPr>
+      <w:r>
+        <w:t xml:space="preserve">N:M kapcsolatok felbontása</w:t>
+      </w:r>
+    </w:p>
+    <w:p>
+      <w:pPr>
+        <w:pStyle w:val="FirstParagraph"/>
+      </w:pPr>
+      <w:r>
+        <w:t xml:space="preserve">A játékosok és pályák könyvtárkapcsolata N:M jellegű, ezt a rendszer</w:t>
+      </w:r>
+      <w:r>
+        <w:t xml:space="preserve"> </w:t>
+      </w:r>
+      <w:r>
+        <w:rPr>
+          <w:rStyle w:val="VerbatimChar"/>
+        </w:rPr>
+        <w:t xml:space="preserve">User_Map_Library</w:t>
+      </w:r>
+      <w:r>
+        <w:t xml:space="preserve"> </w:t>
+      </w:r>
+      <w:r>
+        <w:t xml:space="preserve">táblával bontja fel, amelyben legalább</w:t>
+      </w:r>
+      <w:r>
+        <w:t xml:space="preserve"> </w:t>
+      </w:r>
+      <w:r>
+        <w:rPr>
+          <w:rStyle w:val="VerbatimChar"/>
+        </w:rPr>
+        <w:t xml:space="preserve">user_id</w:t>
+      </w:r>
+      <w:r>
+        <w:t xml:space="preserve">,</w:t>
+      </w:r>
+      <w:r>
+        <w:t xml:space="preserve"> </w:t>
+      </w:r>
+      <w:r>
+        <w:rPr>
+          <w:rStyle w:val="VerbatimChar"/>
+        </w:rPr>
+        <w:t xml:space="preserve">map_id</w:t>
+      </w:r>
+      <w:r>
+        <w:t xml:space="preserve">,</w:t>
+      </w:r>
+      <w:r>
+        <w:t xml:space="preserve"> </w:t>
+      </w:r>
+      <w:r>
+        <w:rPr>
+          <w:rStyle w:val="VerbatimChar"/>
+        </w:rPr>
+        <w:t xml:space="preserve">added_at</w:t>
+      </w:r>
+      <w:r>
+        <w:t xml:space="preserve"> </w:t>
+      </w:r>
+      <w:r>
+        <w:t xml:space="preserve">mezők szerepelnek.</w:t>
+      </w:r>
+    </w:p>
+    <w:bookmarkEnd w:id="389"/>
+    <w:bookmarkStart w:id="396" w:name="táblák-meghatározása"/>
+    <w:p>
+      <w:pPr>
+        <w:pStyle w:val="Heading3"/>
+      </w:pPr>
+      <w:r>
+        <w:t xml:space="preserve">Táblák meghatározása</w:t>
+      </w:r>
+    </w:p>
+    <w:bookmarkStart w:id="390" w:name="felhasználók-user"/>
+    <w:p>
+      <w:pPr>
+        <w:pStyle w:val="Heading4"/>
+      </w:pPr>
+      <w:r>
+        <w:t xml:space="preserve">Felhasználók (User)</w:t>
+      </w:r>
+    </w:p>
+    <w:p>
+      <w:pPr>
+        <w:pStyle w:val="FirstParagraph"/>
+      </w:pPr>
+      <w:r>
+        <w:t xml:space="preserve">Fő mezők (projektlogika alapján):</w:t>
+      </w:r>
+    </w:p>
+    <w:p>
+      <w:pPr>
+        <w:numPr>
+          <w:ilvl w:val="0"/>
+          <w:numId w:val="1197"/>
+        </w:numPr>
+        <w:pStyle w:val="Compact"/>
+      </w:pPr>
+      <w:r>
+        <w:rPr>
+          <w:rStyle w:val="VerbatimChar"/>
+        </w:rPr>
+        <w:t xml:space="preserve">user_id</w:t>
+      </w:r>
+      <w:r>
+        <w:t xml:space="preserve"> </w:t>
+      </w:r>
+      <w:r>
+        <w:t xml:space="preserve">(PK)</w:t>
+      </w:r>
+    </w:p>
+    <w:p>
+      <w:pPr>
+        <w:numPr>
+          <w:ilvl w:val="0"/>
+          <w:numId w:val="1197"/>
+        </w:numPr>
+        <w:pStyle w:val="Compact"/>
+      </w:pPr>
+      <w:r>
+        <w:rPr>
+          <w:rStyle w:val="VerbatimChar"/>
+        </w:rPr>
+        <w:t xml:space="preserve">username</w:t>
+      </w:r>
+    </w:p>
+    <w:p>
+      <w:pPr>
+        <w:numPr>
+          <w:ilvl w:val="0"/>
+          <w:numId w:val="1197"/>
+        </w:numPr>
+        <w:pStyle w:val="Compact"/>
+      </w:pPr>
+      <w:r>
+        <w:rPr>
+          <w:rStyle w:val="VerbatimChar"/>
+        </w:rPr>
+        <w:t xml:space="preserve">email</w:t>
+      </w:r>
+    </w:p>
+    <w:p>
+      <w:pPr>
+        <w:numPr>
+          <w:ilvl w:val="0"/>
+          <w:numId w:val="1197"/>
+        </w:numPr>
+        <w:pStyle w:val="Compact"/>
+      </w:pPr>
+      <w:r>
+        <w:rPr>
+          <w:rStyle w:val="VerbatimChar"/>
+        </w:rPr>
+        <w:t xml:space="preserve">password</w:t>
+      </w:r>
+      <w:r>
+        <w:t xml:space="preserve"> </w:t>
+      </w:r>
+      <w:r>
+        <w:t xml:space="preserve">(hash)</w:t>
+      </w:r>
+    </w:p>
+    <w:p>
+      <w:pPr>
+        <w:numPr>
+          <w:ilvl w:val="0"/>
+          <w:numId w:val="1197"/>
+        </w:numPr>
+        <w:pStyle w:val="Compact"/>
+      </w:pPr>
+      <w:r>
+        <w:rPr>
+          <w:rStyle w:val="VerbatimChar"/>
+        </w:rPr>
+        <w:t xml:space="preserve">user_token</w:t>
+      </w:r>
+      <w:r>
+        <w:t xml:space="preserve"> </w:t>
+      </w:r>
+      <w:r>
+        <w:t xml:space="preserve">(játék token)</w:t>
+      </w:r>
+    </w:p>
+    <w:p>
+      <w:pPr>
+        <w:numPr>
+          <w:ilvl w:val="0"/>
+          <w:numId w:val="1197"/>
+        </w:numPr>
+        <w:pStyle w:val="Compact"/>
+      </w:pPr>
+      <w:r>
+        <w:rPr>
+          <w:rStyle w:val="VerbatimChar"/>
+        </w:rPr>
+        <w:t xml:space="preserve">role_id</w:t>
+      </w:r>
+      <w:r>
+        <w:t xml:space="preserve"> </w:t>
+      </w:r>
+      <w:r>
+        <w:t xml:space="preserve">(FK Roles)</w:t>
+      </w:r>
+    </w:p>
+    <w:p>
+      <w:pPr>
+        <w:numPr>
+          <w:ilvl w:val="0"/>
+          <w:numId w:val="1197"/>
+        </w:numPr>
+        <w:pStyle w:val="Compact"/>
+      </w:pPr>
+      <w:r>
+        <w:rPr>
+          <w:rStyle w:val="VerbatimChar"/>
+        </w:rPr>
+        <w:t xml:space="preserve">avatar_id</w:t>
+      </w:r>
+      <w:r>
+        <w:t xml:space="preserve"> </w:t>
+      </w:r>
+      <w:r>
+        <w:t xml:space="preserve">(FK Avatars)</w:t>
+      </w:r>
+    </w:p>
+    <w:p>
+      <w:pPr>
+        <w:numPr>
+          <w:ilvl w:val="0"/>
+          <w:numId w:val="1197"/>
+        </w:numPr>
+        <w:pStyle w:val="Compact"/>
+      </w:pPr>
+      <w:r>
+        <w:rPr>
+          <w:rStyle w:val="VerbatimChar"/>
+        </w:rPr>
+        <w:t xml:space="preserve">created_at</w:t>
+      </w:r>
+    </w:p>
+    <w:p>
+      <w:pPr>
+        <w:numPr>
+          <w:ilvl w:val="0"/>
+          <w:numId w:val="1197"/>
+        </w:numPr>
+        <w:pStyle w:val="Compact"/>
+      </w:pPr>
+      <w:r>
+        <w:rPr>
+          <w:rStyle w:val="VerbatimChar"/>
+        </w:rPr>
+        <w:t xml:space="preserve">last_time_online</w:t>
+      </w:r>
+    </w:p>
+    <w:p>
+      <w:pPr>
+        <w:numPr>
+          <w:ilvl w:val="0"/>
+          <w:numId w:val="1197"/>
+        </w:numPr>
+        <w:pStyle w:val="Compact"/>
+      </w:pPr>
+      <w:r>
+        <w:rPr>
+          <w:rStyle w:val="VerbatimChar"/>
+        </w:rPr>
+        <w:t xml:space="preserve">is_banned</w:t>
+      </w:r>
+    </w:p>
+    <w:p>
+      <w:pPr>
+        <w:numPr>
+          <w:ilvl w:val="0"/>
+          <w:numId w:val="1197"/>
+        </w:numPr>
+        <w:pStyle w:val="Compact"/>
+      </w:pPr>
+      <w:r>
+        <w:rPr>
+          <w:rStyle w:val="VerbatimChar"/>
+        </w:rPr>
+        <w:t xml:space="preserve">is_verified</w:t>
+      </w:r>
+    </w:p>
+    <w:p>
+      <w:pPr>
+        <w:numPr>
+          <w:ilvl w:val="0"/>
+          <w:numId w:val="1197"/>
+        </w:numPr>
+        <w:pStyle w:val="Compact"/>
+      </w:pPr>
+      <w:r>
+        <w:rPr>
+          <w:rStyle w:val="VerbatimChar"/>
+        </w:rPr>
+        <w:t xml:space="preserve">verification_code</w:t>
+      </w:r>
+    </w:p>
+    <w:p>
+      <w:pPr>
+        <w:numPr>
+          <w:ilvl w:val="0"/>
+          <w:numId w:val="1197"/>
+        </w:numPr>
+        <w:pStyle w:val="Compact"/>
+      </w:pPr>
+      <w:r>
+        <w:rPr>
+          <w:rStyle w:val="VerbatimChar"/>
+        </w:rPr>
+        <w:t xml:space="preserve">verification_expires</w:t>
+      </w:r>
+    </w:p>
+    <w:p>
+      <w:pPr>
+        <w:numPr>
+          <w:ilvl w:val="0"/>
+          <w:numId w:val="1197"/>
+        </w:numPr>
+        <w:pStyle w:val="Compact"/>
+      </w:pPr>
+      <w:r>
+        <w:rPr>
+          <w:rStyle w:val="VerbatimChar"/>
+        </w:rPr>
+        <w:t xml:space="preserve">has_temp_password</w:t>
+      </w:r>
+    </w:p>
+    <w:p>
+      <w:pPr>
+        <w:numPr>
+          <w:ilvl w:val="0"/>
+          <w:numId w:val="1197"/>
+        </w:numPr>
+        <w:pStyle w:val="Compact"/>
+      </w:pPr>
+      <w:r>
+        <w:rPr>
+          <w:rStyle w:val="VerbatimChar"/>
+        </w:rPr>
+        <w:t xml:space="preserve">temp_password_expires</w:t>
+      </w:r>
+    </w:p>
+    <w:bookmarkEnd w:id="390"/>
+    <w:bookmarkStart w:id="391" w:name="pályák-maps"/>
+    <w:p>
+      <w:pPr>
+        <w:pStyle w:val="Heading4"/>
+      </w:pPr>
+      <w:r>
+        <w:t xml:space="preserve">Pályák (Maps)</w:t>
+      </w:r>
+    </w:p>
+    <w:p>
+      <w:pPr>
+        <w:pStyle w:val="FirstParagraph"/>
+      </w:pPr>
+      <w:r>
+        <w:t xml:space="preserve">Fő mezők:</w:t>
+      </w:r>
+    </w:p>
+    <w:p>
+      <w:pPr>
+        <w:numPr>
+          <w:ilvl w:val="0"/>
+          <w:numId w:val="1198"/>
+        </w:numPr>
+        <w:pStyle w:val="Compact"/>
+      </w:pPr>
+      <w:r>
+        <w:rPr>
+          <w:rStyle w:val="VerbatimChar"/>
+        </w:rPr>
+        <w:t xml:space="preserve">id</w:t>
+      </w:r>
+      <w:r>
+        <w:t xml:space="preserve"> </w:t>
+      </w:r>
+      <w:r>
+        <w:t xml:space="preserve">(PK)</w:t>
+      </w:r>
+    </w:p>
+    <w:p>
+      <w:pPr>
+        <w:numPr>
+          <w:ilvl w:val="0"/>
+          <w:numId w:val="1198"/>
+        </w:numPr>
+        <w:pStyle w:val="Compact"/>
+      </w:pPr>
+      <w:r>
+        <w:rPr>
+          <w:rStyle w:val="VerbatimChar"/>
+        </w:rPr>
+        <w:t xml:space="preserve">creator_user_id</w:t>
+      </w:r>
+      <w:r>
+        <w:t xml:space="preserve"> </w:t>
+      </w:r>
+      <w:r>
+        <w:t xml:space="preserve">(FK User)</w:t>
+      </w:r>
+    </w:p>
+    <w:p>
+      <w:pPr>
+        <w:numPr>
+          <w:ilvl w:val="0"/>
+          <w:numId w:val="1198"/>
+        </w:numPr>
+        <w:pStyle w:val="Compact"/>
+      </w:pPr>
+      <w:r>
+        <w:rPr>
+          <w:rStyle w:val="VerbatimChar"/>
+        </w:rPr>
+        <w:t xml:space="preserve">map_name</w:t>
+      </w:r>
+    </w:p>
+    <w:p>
+      <w:pPr>
+        <w:numPr>
+          <w:ilvl w:val="0"/>
+          <w:numId w:val="1198"/>
+        </w:numPr>
+        <w:pStyle w:val="Compact"/>
+      </w:pPr>
+      <w:r>
+        <w:rPr>
+          <w:rStyle w:val="VerbatimChar"/>
+        </w:rPr>
+        <w:t xml:space="preserve">map_description</w:t>
+      </w:r>
+    </w:p>
+    <w:p>
+      <w:pPr>
+        <w:numPr>
+          <w:ilvl w:val="0"/>
+          <w:numId w:val="1198"/>
+        </w:numPr>
+        <w:pStyle w:val="Compact"/>
+      </w:pPr>
+      <w:r>
+        <w:rPr>
+          <w:rStyle w:val="VerbatimChar"/>
+        </w:rPr>
+        <w:t xml:space="preserve">map_picture</w:t>
+      </w:r>
+    </w:p>
+    <w:p>
+      <w:pPr>
+        <w:numPr>
+          <w:ilvl w:val="0"/>
+          <w:numId w:val="1198"/>
+        </w:numPr>
+        <w:pStyle w:val="Compact"/>
+      </w:pPr>
+      <w:r>
+        <w:rPr>
+          <w:rStyle w:val="VerbatimChar"/>
+        </w:rPr>
+        <w:t xml:space="preserve">map_file</w:t>
+      </w:r>
+    </w:p>
+    <w:p>
+      <w:pPr>
+        <w:numPr>
+          <w:ilvl w:val="0"/>
+          <w:numId w:val="1198"/>
+        </w:numPr>
+        <w:pStyle w:val="Compact"/>
+      </w:pPr>
+      <w:r>
+        <w:rPr>
+          <w:rStyle w:val="VerbatimChar"/>
+        </w:rPr>
+        <w:t xml:space="preserve">status</w:t>
+      </w:r>
+    </w:p>
+    <w:p>
+      <w:pPr>
+        <w:numPr>
+          <w:ilvl w:val="0"/>
+          <w:numId w:val="1198"/>
+        </w:numPr>
+        <w:pStyle w:val="Compact"/>
+      </w:pPr>
+      <w:r>
+        <w:rPr>
+          <w:rStyle w:val="VerbatimChar"/>
+        </w:rPr>
+        <w:t xml:space="preserve">downloads</w:t>
+      </w:r>
+    </w:p>
+    <w:p>
+      <w:pPr>
+        <w:numPr>
+          <w:ilvl w:val="0"/>
+          <w:numId w:val="1198"/>
+        </w:numPr>
+        <w:pStyle w:val="Compact"/>
+      </w:pPr>
+      <w:r>
+        <w:rPr>
+          <w:rStyle w:val="VerbatimChar"/>
+        </w:rPr>
+        <w:t xml:space="preserve">created_at</w:t>
+      </w:r>
+    </w:p>
+    <w:bookmarkEnd w:id="391"/>
+    <w:bookmarkStart w:id="392" w:name="beállítások-settings"/>
+    <w:p>
+      <w:pPr>
+        <w:pStyle w:val="Heading4"/>
+      </w:pPr>
+      <w:r>
+        <w:t xml:space="preserve">Beállítások (Settings)</w:t>
+      </w:r>
+    </w:p>
+    <w:p>
+      <w:pPr>
+        <w:pStyle w:val="FirstParagraph"/>
+      </w:pPr>
+      <w:r>
+        <w:t xml:space="preserve">A történeti vázlatban szerepel, jelen implementációban több beállítási funkció a</w:t>
+      </w:r>
+      <w:r>
+        <w:t xml:space="preserve"> </w:t>
+      </w:r>
+      <w:r>
+        <w:rPr>
+          <w:rStyle w:val="VerbatimChar"/>
+        </w:rPr>
+        <w:t xml:space="preserve">SiteSettings</w:t>
+      </w:r>
+      <w:r>
+        <w:t xml:space="preserve"> </w:t>
+      </w:r>
+      <w:r>
+        <w:t xml:space="preserve">táblában koncentrálódik.</w:t>
+      </w:r>
+    </w:p>
+    <w:bookmarkEnd w:id="392"/>
+    <w:bookmarkStart w:id="393" w:name="jogkörök-roles"/>
+    <w:p>
+      <w:pPr>
+        <w:pStyle w:val="Heading4"/>
+      </w:pPr>
+      <w:r>
+        <w:t xml:space="preserve">Jogkörök (Roles)</w:t>
+      </w:r>
+    </w:p>
+    <w:p>
+      <w:pPr>
+        <w:numPr>
+          <w:ilvl w:val="0"/>
+          <w:numId w:val="1199"/>
+        </w:numPr>
+        <w:pStyle w:val="Compact"/>
+      </w:pPr>
+      <w:r>
+        <w:rPr>
+          <w:rStyle w:val="VerbatimChar"/>
+        </w:rPr>
+        <w:t xml:space="preserve">id</w:t>
+      </w:r>
+      <w:r>
+        <w:t xml:space="preserve"> </w:t>
+      </w:r>
+      <w:r>
+        <w:t xml:space="preserve">(PK)</w:t>
+      </w:r>
+    </w:p>
+    <w:p>
+      <w:pPr>
+        <w:numPr>
+          <w:ilvl w:val="0"/>
+          <w:numId w:val="1199"/>
+        </w:numPr>
+        <w:pStyle w:val="Compact"/>
+      </w:pPr>
+      <w:r>
+        <w:rPr>
+          <w:rStyle w:val="VerbatimChar"/>
+        </w:rPr>
+        <w:t xml:space="preserve">role_name</w:t>
+      </w:r>
+      <w:r>
+        <w:t xml:space="preserve"> </w:t>
+      </w:r>
+      <w:r>
+        <w:t xml:space="preserve">(pl. Player, Moderator, Admin, Engineer)</w:t>
+      </w:r>
+    </w:p>
+    <w:bookmarkEnd w:id="393"/>
+    <w:bookmarkStart w:id="394" w:name="avatárok-avatars"/>
+    <w:p>
+      <w:pPr>
+        <w:pStyle w:val="Heading4"/>
+      </w:pPr>
+      <w:r>
+        <w:t xml:space="preserve">Avatárok (Avatars)</w:t>
+      </w:r>
+    </w:p>
+    <w:p>
+      <w:pPr>
+        <w:numPr>
+          <w:ilvl w:val="0"/>
+          <w:numId w:val="1200"/>
+        </w:numPr>
+        <w:pStyle w:val="Compact"/>
+      </w:pPr>
+      <w:r>
+        <w:rPr>
+          <w:rStyle w:val="VerbatimChar"/>
+        </w:rPr>
+        <w:t xml:space="preserve">id</w:t>
+      </w:r>
+      <w:r>
+        <w:t xml:space="preserve"> </w:t>
+      </w:r>
+      <w:r>
+        <w:t xml:space="preserve">(PK)</w:t>
+      </w:r>
+    </w:p>
+    <w:p>
+      <w:pPr>
+        <w:numPr>
+          <w:ilvl w:val="0"/>
+          <w:numId w:val="1200"/>
+        </w:numPr>
+        <w:pStyle w:val="Compact"/>
+      </w:pPr>
+      <w:r>
+        <w:rPr>
+          <w:rStyle w:val="VerbatimChar"/>
+        </w:rPr>
+        <w:t xml:space="preserve">avatar_name</w:t>
+      </w:r>
+    </w:p>
+    <w:p>
+      <w:pPr>
+        <w:numPr>
+          <w:ilvl w:val="0"/>
+          <w:numId w:val="1200"/>
+        </w:numPr>
+        <w:pStyle w:val="Compact"/>
+      </w:pPr>
+      <w:r>
+        <w:rPr>
+          <w:rStyle w:val="VerbatimChar"/>
+        </w:rPr>
+        <w:t xml:space="preserve">avatar_picture</w:t>
+      </w:r>
+      <w:r>
+        <w:t xml:space="preserve"> </w:t>
+      </w:r>
+      <w:r>
+        <w:t xml:space="preserve">(BLOB)</w:t>
+      </w:r>
+    </w:p>
+    <w:bookmarkEnd w:id="394"/>
+    <w:bookmarkStart w:id="395" w:name="statisztikák-statistics"/>
+    <w:p>
+      <w:pPr>
+        <w:pStyle w:val="Heading4"/>
+      </w:pPr>
+      <w:r>
+        <w:t xml:space="preserve">Statisztikák (Statistics)</w:t>
+      </w:r>
+    </w:p>
+    <w:p>
+      <w:pPr>
+        <w:numPr>
+          <w:ilvl w:val="0"/>
+          <w:numId w:val="1201"/>
+        </w:numPr>
+        <w:pStyle w:val="Compact"/>
+      </w:pPr>
+      <w:r>
+        <w:rPr>
+          <w:rStyle w:val="VerbatimChar"/>
+        </w:rPr>
+        <w:t xml:space="preserve">id</w:t>
+      </w:r>
+      <w:r>
+        <w:t xml:space="preserve"> </w:t>
+      </w:r>
+      <w:r>
+        <w:t xml:space="preserve">(PK)</w:t>
+      </w:r>
+    </w:p>
+    <w:p>
+      <w:pPr>
+        <w:numPr>
+          <w:ilvl w:val="0"/>
+          <w:numId w:val="1201"/>
+        </w:numPr>
+        <w:pStyle w:val="Compact"/>
+      </w:pPr>
+      <w:r>
+        <w:rPr>
+          <w:rStyle w:val="VerbatimChar"/>
+        </w:rPr>
+        <w:t xml:space="preserve">user_id</w:t>
+      </w:r>
+      <w:r>
+        <w:t xml:space="preserve"> </w:t>
+      </w:r>
+      <w:r>
+        <w:t xml:space="preserve">(FK User)</w:t>
+      </w:r>
+    </w:p>
+    <w:p>
+      <w:pPr>
+        <w:numPr>
+          <w:ilvl w:val="0"/>
+          <w:numId w:val="1201"/>
+        </w:numPr>
+        <w:pStyle w:val="Compact"/>
+      </w:pPr>
+      <w:r>
+        <w:rPr>
+          <w:rStyle w:val="VerbatimChar"/>
+        </w:rPr>
+        <w:t xml:space="preserve">statistics_file</w:t>
+      </w:r>
+      <w:r>
+        <w:t xml:space="preserve"> </w:t>
+      </w:r>
+      <w:r>
+        <w:t xml:space="preserve">(JSON)</w:t>
+      </w:r>
+    </w:p>
+    <w:p>
+      <w:pPr>
+        <w:numPr>
+          <w:ilvl w:val="0"/>
+          <w:numId w:val="1201"/>
+        </w:numPr>
+        <w:pStyle w:val="Compact"/>
+      </w:pPr>
+      <w:r>
+        <w:rPr>
+          <w:rStyle w:val="VerbatimChar"/>
+        </w:rPr>
+        <w:t xml:space="preserve">last_updated</w:t>
+      </w:r>
+    </w:p>
+    <w:bookmarkEnd w:id="395"/>
+    <w:bookmarkEnd w:id="396"/>
+    <w:bookmarkStart w:id="408" w:name="minta-adatok"/>
+    <w:p>
+      <w:pPr>
+        <w:pStyle w:val="Heading3"/>
+      </w:pPr>
+      <w:r>
+        <w:t xml:space="preserve">Minta adatok</w:t>
+      </w:r>
+    </w:p>
+    <w:bookmarkStart w:id="397" w:name="felhasználó-user"/>
+    <w:p>
+      <w:pPr>
+        <w:pStyle w:val="Heading4"/>
+      </w:pPr>
+      <w:r>
+        <w:t xml:space="preserve">Felhasználó (user)</w:t>
+      </w:r>
+    </w:p>
+    <w:p>
+      <w:pPr>
+        <w:pStyle w:val="SourceCode"/>
+      </w:pPr>
+      <w:r>
+        <w:rPr>
+          <w:rStyle w:val="FunctionTok"/>
+        </w:rPr>
+        <w:t xml:space="preserve">{</w:t>
+      </w:r>
+      <w:r>
+        <w:br/>
+      </w:r>
+      <w:r>
+        <w:rPr>
+          <w:rStyle w:val="NormalTok"/>
+        </w:rPr>
+        <w:t xml:space="preserve">    </w:t>
+      </w:r>
+      <w:r>
+        <w:rPr>
+          <w:rStyle w:val="DataTypeTok"/>
+        </w:rPr>
+        <w:t xml:space="preserve">"user_id"</w:t>
+      </w:r>
+      <w:r>
+        <w:rPr>
+          <w:rStyle w:val="FunctionTok"/>
+        </w:rPr>
+        <w:t xml:space="preserve">:</w:t>
+      </w:r>
+      <w:r>
+        <w:rPr>
+          <w:rStyle w:val="NormalTok"/>
+        </w:rPr>
+        <w:t xml:space="preserve"> </w:t>
+      </w:r>
+      <w:r>
+        <w:rPr>
+          <w:rStyle w:val="DecValTok"/>
+        </w:rPr>
+        <w:t xml:space="preserve">12</w:t>
+      </w:r>
+      <w:r>
+        <w:rPr>
+          <w:rStyle w:val="FunctionTok"/>
+        </w:rPr>
+        <w:t xml:space="preserve">,</w:t>
+      </w:r>
+      <w:r>
+        <w:br/>
+      </w:r>
+      <w:r>
+        <w:rPr>
+          <w:rStyle w:val="NormalTok"/>
+        </w:rPr>
+        <w:t xml:space="preserve">    </w:t>
+      </w:r>
+      <w:r>
+        <w:rPr>
+          <w:rStyle w:val="DataTypeTok"/>
+        </w:rPr>
+        <w:t xml:space="preserve">"username"</w:t>
+      </w:r>
+      <w:r>
+        <w:rPr>
+          <w:rStyle w:val="FunctionTok"/>
+        </w:rPr>
+        <w:t xml:space="preserve">:</w:t>
+      </w:r>
+      <w:r>
+        <w:rPr>
+          <w:rStyle w:val="NormalTok"/>
+        </w:rPr>
+        <w:t xml:space="preserve"> </w:t>
+      </w:r>
+      <w:r>
+        <w:rPr>
+          <w:rStyle w:val="StringTok"/>
+        </w:rPr>
+        <w:t xml:space="preserve">"Player01"</w:t>
+      </w:r>
+      <w:r>
+        <w:rPr>
+          <w:rStyle w:val="FunctionTok"/>
+        </w:rPr>
+        <w:t xml:space="preserve">,</w:t>
+      </w:r>
+      <w:r>
+        <w:br/>
+      </w:r>
+      <w:r>
+        <w:rPr>
+          <w:rStyle w:val="NormalTok"/>
+        </w:rPr>
+        <w:t xml:space="preserve">    </w:t>
+      </w:r>
+      <w:r>
+        <w:rPr>
+          <w:rStyle w:val="DataTypeTok"/>
+        </w:rPr>
+        <w:t xml:space="preserve">"email"</w:t>
+      </w:r>
+      <w:r>
+        <w:rPr>
+          <w:rStyle w:val="FunctionTok"/>
+        </w:rPr>
+        <w:t xml:space="preserve">:</w:t>
+      </w:r>
+      <w:r>
+        <w:rPr>
+          <w:rStyle w:val="NormalTok"/>
+        </w:rPr>
+        <w:t xml:space="preserve"> </w:t>
+      </w:r>
+      <w:r>
+        <w:rPr>
+          <w:rStyle w:val="StringTok"/>
+        </w:rPr>
+        <w:t xml:space="preserve">"player01@example.com"</w:t>
+      </w:r>
+      <w:r>
+        <w:rPr>
+          <w:rStyle w:val="FunctionTok"/>
+        </w:rPr>
+        <w:t xml:space="preserve">,</w:t>
+      </w:r>
+      <w:r>
+        <w:br/>
+      </w:r>
+      <w:r>
+        <w:rPr>
+          <w:rStyle w:val="NormalTok"/>
+        </w:rPr>
+        <w:t xml:space="preserve">    </w:t>
+      </w:r>
+      <w:r>
+        <w:rPr>
+          <w:rStyle w:val="DataTypeTok"/>
+        </w:rPr>
+        <w:t xml:space="preserve">"role_id"</w:t>
+      </w:r>
+      <w:r>
+        <w:rPr>
+          <w:rStyle w:val="FunctionTok"/>
+        </w:rPr>
+        <w:t xml:space="preserve">:</w:t>
+      </w:r>
+      <w:r>
+        <w:rPr>
+          <w:rStyle w:val="NormalTok"/>
+        </w:rPr>
+        <w:t xml:space="preserve"> </w:t>
+      </w:r>
+      <w:r>
+        <w:rPr>
+          <w:rStyle w:val="DecValTok"/>
+        </w:rPr>
+        <w:t xml:space="preserve">1</w:t>
+      </w:r>
+      <w:r>
+        <w:rPr>
+          <w:rStyle w:val="FunctionTok"/>
+        </w:rPr>
+        <w:t xml:space="preserve">,</w:t>
+      </w:r>
+      <w:r>
+        <w:br/>
+      </w:r>
+      <w:r>
+        <w:rPr>
+          <w:rStyle w:val="NormalTok"/>
+        </w:rPr>
+        <w:t xml:space="preserve">    </w:t>
+      </w:r>
+      <w:r>
+        <w:rPr>
+          <w:rStyle w:val="DataTypeTok"/>
+        </w:rPr>
+        <w:t xml:space="preserve">"is_verified"</w:t>
+      </w:r>
+      <w:r>
+        <w:rPr>
+          <w:rStyle w:val="FunctionTok"/>
+        </w:rPr>
+        <w:t xml:space="preserve">:</w:t>
+      </w:r>
+      <w:r>
+        <w:rPr>
+          <w:rStyle w:val="NormalTok"/>
+        </w:rPr>
+        <w:t xml:space="preserve"> </w:t>
+      </w:r>
+      <w:r>
+        <w:rPr>
+          <w:rStyle w:val="DecValTok"/>
+        </w:rPr>
+        <w:t xml:space="preserve">1</w:t>
+      </w:r>
+      <w:r>
+        <w:rPr>
+          <w:rStyle w:val="FunctionTok"/>
+        </w:rPr>
+        <w:t xml:space="preserve">,</w:t>
+      </w:r>
+      <w:r>
+        <w:br/>
+      </w:r>
+      <w:r>
+        <w:rPr>
+          <w:rStyle w:val="NormalTok"/>
+        </w:rPr>
+        <w:t xml:space="preserve">    </w:t>
+      </w:r>
+      <w:r>
+        <w:rPr>
+          <w:rStyle w:val="DataTypeTok"/>
+        </w:rPr>
+        <w:t xml:space="preserve">"is_banned"</w:t>
+      </w:r>
+      <w:r>
+        <w:rPr>
+          <w:rStyle w:val="FunctionTok"/>
+        </w:rPr>
+        <w:t xml:space="preserve">:</w:t>
+      </w:r>
+      <w:r>
+        <w:rPr>
+          <w:rStyle w:val="NormalTok"/>
+        </w:rPr>
+        <w:t xml:space="preserve"> </w:t>
+      </w:r>
+      <w:r>
+        <w:rPr>
+          <w:rStyle w:val="DecValTok"/>
+        </w:rPr>
+        <w:t xml:space="preserve">0</w:t>
+      </w:r>
+      <w:r>
+        <w:br/>
+      </w:r>
+      <w:r>
+        <w:rPr>
+          <w:rStyle w:val="FunctionTok"/>
+        </w:rPr>
+        <w:t xml:space="preserve">}</w:t>
+      </w:r>
+    </w:p>
+    <w:bookmarkEnd w:id="397"/>
+    <w:bookmarkStart w:id="398" w:name="pályák-maps-1"/>
+    <w:p>
+      <w:pPr>
+        <w:pStyle w:val="Heading4"/>
+      </w:pPr>
+      <w:r>
+        <w:t xml:space="preserve">Pályák (maps)</w:t>
+      </w:r>
+    </w:p>
+    <w:p>
+      <w:pPr>
+        <w:pStyle w:val="SourceCode"/>
+      </w:pPr>
+      <w:r>
+        <w:rPr>
+          <w:rStyle w:val="FunctionTok"/>
+        </w:rPr>
+        <w:t xml:space="preserve">{</w:t>
+      </w:r>
+      <w:r>
+        <w:br/>
+      </w:r>
+      <w:r>
+        <w:rPr>
+          <w:rStyle w:val="NormalTok"/>
+        </w:rPr>
+        <w:t xml:space="preserve">    </w:t>
+      </w:r>
+      <w:r>
+        <w:rPr>
+          <w:rStyle w:val="DataTypeTok"/>
+        </w:rPr>
+        <w:t xml:space="preserve">"id"</w:t>
+      </w:r>
+      <w:r>
+        <w:rPr>
+          <w:rStyle w:val="FunctionTok"/>
+        </w:rPr>
+        <w:t xml:space="preserve">:</w:t>
+      </w:r>
+      <w:r>
+        <w:rPr>
+          <w:rStyle w:val="NormalTok"/>
+        </w:rPr>
+        <w:t xml:space="preserve"> </w:t>
+      </w:r>
+      <w:r>
+        <w:rPr>
+          <w:rStyle w:val="DecValTok"/>
+        </w:rPr>
+        <w:t xml:space="preserve">34</w:t>
+      </w:r>
+      <w:r>
+        <w:rPr>
+          <w:rStyle w:val="FunctionTok"/>
+        </w:rPr>
+        <w:t xml:space="preserve">,</w:t>
+      </w:r>
+      <w:r>
+        <w:br/>
+      </w:r>
+      <w:r>
+        <w:rPr>
+          <w:rStyle w:val="NormalTok"/>
+        </w:rPr>
+        <w:t xml:space="preserve">    </w:t>
+      </w:r>
+      <w:r>
+        <w:rPr>
+          <w:rStyle w:val="DataTypeTok"/>
+        </w:rPr>
+        <w:t xml:space="preserve">"creator_user_id"</w:t>
+      </w:r>
+      <w:r>
+        <w:rPr>
+          <w:rStyle w:val="FunctionTok"/>
+        </w:rPr>
+        <w:t xml:space="preserve">:</w:t>
+      </w:r>
+      <w:r>
+        <w:rPr>
+          <w:rStyle w:val="NormalTok"/>
+        </w:rPr>
+        <w:t xml:space="preserve"> </w:t>
+      </w:r>
+      <w:r>
+        <w:rPr>
+          <w:rStyle w:val="DecValTok"/>
+        </w:rPr>
+        <w:t xml:space="preserve">12</w:t>
+      </w:r>
+      <w:r>
+        <w:rPr>
+          <w:rStyle w:val="FunctionTok"/>
+        </w:rPr>
+        <w:t xml:space="preserve">,</w:t>
+      </w:r>
+      <w:r>
+        <w:br/>
+      </w:r>
+      <w:r>
+        <w:rPr>
+          <w:rStyle w:val="NormalTok"/>
+        </w:rPr>
+        <w:t xml:space="preserve">    </w:t>
+      </w:r>
+      <w:r>
+        <w:rPr>
+          <w:rStyle w:val="DataTypeTok"/>
+        </w:rPr>
+        <w:t xml:space="preserve">"map_name"</w:t>
+      </w:r>
+      <w:r>
+        <w:rPr>
+          <w:rStyle w:val="FunctionTok"/>
+        </w:rPr>
+        <w:t xml:space="preserve">:</w:t>
+      </w:r>
+      <w:r>
+        <w:rPr>
+          <w:rStyle w:val="NormalTok"/>
+        </w:rPr>
+        <w:t xml:space="preserve"> </w:t>
+      </w:r>
+      <w:r>
+        <w:rPr>
+          <w:rStyle w:val="StringTok"/>
+        </w:rPr>
+        <w:t xml:space="preserve">"Frozen Castle"</w:t>
+      </w:r>
+      <w:r>
+        <w:rPr>
+          <w:rStyle w:val="FunctionTok"/>
+        </w:rPr>
+        <w:t xml:space="preserve">,</w:t>
+      </w:r>
+      <w:r>
+        <w:br/>
+      </w:r>
+      <w:r>
+        <w:rPr>
+          <w:rStyle w:val="NormalTok"/>
+        </w:rPr>
+        <w:t xml:space="preserve">    </w:t>
+      </w:r>
+      <w:r>
+        <w:rPr>
+          <w:rStyle w:val="DataTypeTok"/>
+        </w:rPr>
+        <w:t xml:space="preserve">"status"</w:t>
+      </w:r>
+      <w:r>
+        <w:rPr>
+          <w:rStyle w:val="FunctionTok"/>
+        </w:rPr>
+        <w:t xml:space="preserve">:</w:t>
+      </w:r>
+      <w:r>
+        <w:rPr>
+          <w:rStyle w:val="NormalTok"/>
+        </w:rPr>
+        <w:t xml:space="preserve"> </w:t>
+      </w:r>
+      <w:r>
+        <w:rPr>
+          <w:rStyle w:val="DecValTok"/>
+        </w:rPr>
+        <w:t xml:space="preserve">1</w:t>
+      </w:r>
+      <w:r>
+        <w:rPr>
+          <w:rStyle w:val="FunctionTok"/>
+        </w:rPr>
+        <w:t xml:space="preserve">,</w:t>
+      </w:r>
+      <w:r>
+        <w:br/>
+      </w:r>
+      <w:r>
+        <w:rPr>
+          <w:rStyle w:val="NormalTok"/>
+        </w:rPr>
+        <w:t xml:space="preserve">    </w:t>
+      </w:r>
+      <w:r>
+        <w:rPr>
+          <w:rStyle w:val="DataTypeTok"/>
+        </w:rPr>
+        <w:t xml:space="preserve">"downloads"</w:t>
+      </w:r>
+      <w:r>
+        <w:rPr>
+          <w:rStyle w:val="FunctionTok"/>
+        </w:rPr>
+        <w:t xml:space="preserve">:</w:t>
+      </w:r>
+      <w:r>
+        <w:rPr>
+          <w:rStyle w:val="NormalTok"/>
+        </w:rPr>
+        <w:t xml:space="preserve"> </w:t>
+      </w:r>
+      <w:r>
+        <w:rPr>
+          <w:rStyle w:val="DecValTok"/>
+        </w:rPr>
+        <w:t xml:space="preserve">188</w:t>
+      </w:r>
+      <w:r>
+        <w:rPr>
+          <w:rStyle w:val="FunctionTok"/>
+        </w:rPr>
+        <w:t xml:space="preserve">,</w:t>
+      </w:r>
+      <w:r>
+        <w:br/>
+      </w:r>
+      <w:r>
+        <w:rPr>
+          <w:rStyle w:val="NormalTok"/>
+        </w:rPr>
+        <w:t xml:space="preserve">    </w:t>
+      </w:r>
+      <w:r>
+        <w:rPr>
+          <w:rStyle w:val="DataTypeTok"/>
+        </w:rPr>
+        <w:t xml:space="preserve">"created_at"</w:t>
+      </w:r>
+      <w:r>
+        <w:rPr>
+          <w:rStyle w:val="FunctionTok"/>
+        </w:rPr>
+        <w:t xml:space="preserve">:</w:t>
+      </w:r>
+      <w:r>
+        <w:rPr>
+          <w:rStyle w:val="NormalTok"/>
+        </w:rPr>
+        <w:t xml:space="preserve"> </w:t>
+      </w:r>
+      <w:r>
+        <w:rPr>
+          <w:rStyle w:val="StringTok"/>
+        </w:rPr>
+        <w:t xml:space="preserve">"2026-03-28 18:12:00"</w:t>
+      </w:r>
+      <w:r>
+        <w:br/>
+      </w:r>
+      <w:r>
+        <w:rPr>
+          <w:rStyle w:val="FunctionTok"/>
+        </w:rPr>
+        <w:t xml:space="preserve">}</w:t>
+      </w:r>
+    </w:p>
+    <w:bookmarkEnd w:id="398"/>
+    <w:bookmarkStart w:id="399" w:name="statisztikák-statistics-1"/>
+    <w:p>
+      <w:pPr>
+        <w:pStyle w:val="Heading4"/>
+      </w:pPr>
+      <w:r>
+        <w:t xml:space="preserve">Statisztikák (statistics)</w:t>
+      </w:r>
+    </w:p>
+    <w:p>
+      <w:pPr>
+        <w:pStyle w:val="SourceCode"/>
+      </w:pPr>
+      <w:r>
+        <w:rPr>
+          <w:rStyle w:val="FunctionTok"/>
+        </w:rPr>
+        <w:t xml:space="preserve">{</w:t>
+      </w:r>
+      <w:r>
+        <w:br/>
+      </w:r>
+      <w:r>
+        <w:rPr>
+          <w:rStyle w:val="NormalTok"/>
+        </w:rPr>
+        <w:t xml:space="preserve">    </w:t>
+      </w:r>
+      <w:r>
+        <w:rPr>
+          <w:rStyle w:val="DataTypeTok"/>
+        </w:rPr>
+        <w:t xml:space="preserve">"user_id"</w:t>
+      </w:r>
+      <w:r>
+        <w:rPr>
+          <w:rStyle w:val="FunctionTok"/>
+        </w:rPr>
+        <w:t xml:space="preserve">:</w:t>
+      </w:r>
+      <w:r>
+        <w:rPr>
+          <w:rStyle w:val="NormalTok"/>
+        </w:rPr>
+        <w:t xml:space="preserve"> </w:t>
+      </w:r>
+      <w:r>
+        <w:rPr>
+          <w:rStyle w:val="DecValTok"/>
+        </w:rPr>
+        <w:t xml:space="preserve">12</w:t>
+      </w:r>
+      <w:r>
+        <w:rPr>
+          <w:rStyle w:val="FunctionTok"/>
+        </w:rPr>
+        <w:t xml:space="preserve">,</w:t>
+      </w:r>
+      <w:r>
+        <w:br/>
+      </w:r>
+      <w:r>
+        <w:rPr>
+          <w:rStyle w:val="NormalTok"/>
+        </w:rPr>
+        <w:t xml:space="preserve">    </w:t>
+      </w:r>
+      <w:r>
+        <w:rPr>
+          <w:rStyle w:val="DataTypeTok"/>
+        </w:rPr>
+        <w:t xml:space="preserve">"statistics"</w:t>
+      </w:r>
+      <w:r>
+        <w:rPr>
+          <w:rStyle w:val="FunctionTok"/>
+        </w:rPr>
+        <w:t xml:space="preserve">:</w:t>
+      </w:r>
+      <w:r>
+        <w:rPr>
+          <w:rStyle w:val="NormalTok"/>
+        </w:rPr>
+        <w:t xml:space="preserve"> </w:t>
+      </w:r>
+      <w:r>
+        <w:rPr>
+          <w:rStyle w:val="FunctionTok"/>
+        </w:rPr>
+        <w:t xml:space="preserve">{</w:t>
+      </w:r>
+      <w:r>
+        <w:br/>
+      </w:r>
+      <w:r>
+        <w:rPr>
+          <w:rStyle w:val="NormalTok"/>
+        </w:rPr>
+        <w:t xml:space="preserve">        </w:t>
+      </w:r>
+      <w:r>
+        <w:rPr>
+          <w:rStyle w:val="DataTypeTok"/>
+        </w:rPr>
+        <w:t xml:space="preserve">"score"</w:t>
+      </w:r>
+      <w:r>
+        <w:rPr>
+          <w:rStyle w:val="FunctionTok"/>
+        </w:rPr>
+        <w:t xml:space="preserve">:</w:t>
+      </w:r>
+      <w:r>
+        <w:rPr>
+          <w:rStyle w:val="NormalTok"/>
+        </w:rPr>
+        <w:t xml:space="preserve"> </w:t>
+      </w:r>
+      <w:r>
+        <w:rPr>
+          <w:rStyle w:val="DecValTok"/>
+        </w:rPr>
+        <w:t xml:space="preserve">22500</w:t>
+      </w:r>
+      <w:r>
+        <w:rPr>
+          <w:rStyle w:val="FunctionTok"/>
+        </w:rPr>
+        <w:t xml:space="preserve">,</w:t>
+      </w:r>
+      <w:r>
+        <w:br/>
+      </w:r>
+      <w:r>
+        <w:rPr>
+          <w:rStyle w:val="NormalTok"/>
+        </w:rPr>
+        <w:t xml:space="preserve">        </w:t>
+      </w:r>
+      <w:r>
+        <w:rPr>
+          <w:rStyle w:val="DataTypeTok"/>
+        </w:rPr>
+        <w:t xml:space="preserve">"Mobs killed"</w:t>
+      </w:r>
+      <w:r>
+        <w:rPr>
+          <w:rStyle w:val="FunctionTok"/>
+        </w:rPr>
+        <w:t xml:space="preserve">:</w:t>
+      </w:r>
+      <w:r>
+        <w:rPr>
+          <w:rStyle w:val="NormalTok"/>
+        </w:rPr>
+        <w:t xml:space="preserve"> </w:t>
+      </w:r>
+      <w:r>
+        <w:rPr>
+          <w:rStyle w:val="DecValTok"/>
+        </w:rPr>
+        <w:t xml:space="preserve">156</w:t>
+      </w:r>
+      <w:r>
+        <w:rPr>
+          <w:rStyle w:val="FunctionTok"/>
+        </w:rPr>
+        <w:t xml:space="preserve">,</w:t>
+      </w:r>
+      <w:r>
+        <w:br/>
+      </w:r>
+      <w:r>
+        <w:rPr>
+          <w:rStyle w:val="NormalTok"/>
+        </w:rPr>
+        <w:t xml:space="preserve">        </w:t>
+      </w:r>
+      <w:r>
+        <w:rPr>
+          <w:rStyle w:val="DataTypeTok"/>
+        </w:rPr>
+        <w:t xml:space="preserve">"Deaths"</w:t>
+      </w:r>
+      <w:r>
+        <w:rPr>
+          <w:rStyle w:val="FunctionTok"/>
+        </w:rPr>
+        <w:t xml:space="preserve">:</w:t>
+      </w:r>
+      <w:r>
+        <w:rPr>
+          <w:rStyle w:val="NormalTok"/>
+        </w:rPr>
+        <w:t xml:space="preserve"> </w:t>
+      </w:r>
+      <w:r>
+        <w:rPr>
+          <w:rStyle w:val="DecValTok"/>
+        </w:rPr>
+        <w:t xml:space="preserve">9</w:t>
+      </w:r>
+      <w:r>
+        <w:rPr>
+          <w:rStyle w:val="FunctionTok"/>
+        </w:rPr>
+        <w:t xml:space="preserve">,</w:t>
+      </w:r>
+      <w:r>
+        <w:br/>
+      </w:r>
+      <w:r>
+        <w:rPr>
+          <w:rStyle w:val="NormalTok"/>
+        </w:rPr>
+        <w:t xml:space="preserve">        </w:t>
+      </w:r>
+      <w:r>
+        <w:rPr>
+          <w:rStyle w:val="DataTypeTok"/>
+        </w:rPr>
+        <w:t xml:space="preserve">"Story finished"</w:t>
+      </w:r>
+      <w:r>
+        <w:rPr>
+          <w:rStyle w:val="FunctionTok"/>
+        </w:rPr>
+        <w:t xml:space="preserve">:</w:t>
+      </w:r>
+      <w:r>
+        <w:rPr>
+          <w:rStyle w:val="NormalTok"/>
+        </w:rPr>
+        <w:t xml:space="preserve"> </w:t>
+      </w:r>
+      <w:r>
+        <w:rPr>
+          <w:rStyle w:val="DecValTok"/>
+        </w:rPr>
+        <w:t xml:space="preserve">2</w:t>
+      </w:r>
+      <w:r>
+        <w:br/>
+      </w:r>
+      <w:r>
+        <w:rPr>
+          <w:rStyle w:val="NormalTok"/>
+        </w:rPr>
+        <w:t xml:space="preserve">    </w:t>
+      </w:r>
+      <w:r>
+        <w:rPr>
+          <w:rStyle w:val="FunctionTok"/>
+        </w:rPr>
+        <w:t xml:space="preserve">}</w:t>
+      </w:r>
+      <w:r>
+        <w:br/>
+      </w:r>
+      <w:r>
+        <w:rPr>
+          <w:rStyle w:val="FunctionTok"/>
+        </w:rPr>
+        <w:t xml:space="preserve">}</w:t>
+      </w:r>
+    </w:p>
+    <w:bookmarkEnd w:id="399"/>
+    <w:bookmarkStart w:id="400" w:name="beállítások-settings-1"/>
+    <w:p>
+      <w:pPr>
+        <w:pStyle w:val="Heading4"/>
+      </w:pPr>
+      <w:r>
+        <w:t xml:space="preserve">Beállítások (settings)</w:t>
+      </w:r>
+    </w:p>
+    <w:p>
+      <w:pPr>
+        <w:pStyle w:val="SourceCode"/>
+      </w:pPr>
+      <w:r>
+        <w:rPr>
+          <w:rStyle w:val="FunctionTok"/>
+        </w:rPr>
+        <w:t xml:space="preserve">{</w:t>
+      </w:r>
+      <w:r>
+        <w:br/>
+      </w:r>
+      <w:r>
+        <w:rPr>
+          <w:rStyle w:val="NormalTok"/>
+        </w:rPr>
+        <w:t xml:space="preserve">    </w:t>
+      </w:r>
+      <w:r>
+        <w:rPr>
+          <w:rStyle w:val="DataTypeTok"/>
+        </w:rPr>
+        <w:t xml:space="preserve">"download_url"</w:t>
+      </w:r>
+      <w:r>
+        <w:rPr>
+          <w:rStyle w:val="FunctionTok"/>
+        </w:rPr>
+        <w:t xml:space="preserve">:</w:t>
+      </w:r>
+      <w:r>
+        <w:rPr>
+          <w:rStyle w:val="NormalTok"/>
+        </w:rPr>
+        <w:t xml:space="preserve"> </w:t>
+      </w:r>
+      <w:r>
+        <w:rPr>
+          <w:rStyle w:val="StringTok"/>
+        </w:rPr>
+        <w:t xml:space="preserve">"/troxan.zip"</w:t>
+      </w:r>
+      <w:r>
+        <w:rPr>
+          <w:rStyle w:val="FunctionTok"/>
+        </w:rPr>
+        <w:t xml:space="preserve">,</w:t>
+      </w:r>
+      <w:r>
+        <w:br/>
+      </w:r>
+      <w:r>
+        <w:rPr>
+          <w:rStyle w:val="NormalTok"/>
+        </w:rPr>
+        <w:t xml:space="preserve">    </w:t>
+      </w:r>
+      <w:r>
+        <w:rPr>
+          <w:rStyle w:val="DataTypeTok"/>
+        </w:rPr>
+        <w:t xml:space="preserve">"trailer_url"</w:t>
+      </w:r>
+      <w:r>
+        <w:rPr>
+          <w:rStyle w:val="FunctionTok"/>
+        </w:rPr>
+        <w:t xml:space="preserve">:</w:t>
+      </w:r>
+      <w:r>
+        <w:rPr>
+          <w:rStyle w:val="NormalTok"/>
+        </w:rPr>
+        <w:t xml:space="preserve"> </w:t>
+      </w:r>
+      <w:r>
+        <w:rPr>
+          <w:rStyle w:val="StringTok"/>
+        </w:rPr>
+        <w:t xml:space="preserve">"https://www.youtube-nocookie.com/embed/_pMgNJjNodo"</w:t>
+      </w:r>
+      <w:r>
+        <w:rPr>
+          <w:rStyle w:val="FunctionTok"/>
+        </w:rPr>
+        <w:t xml:space="preserve">,</w:t>
+      </w:r>
+      <w:r>
+        <w:br/>
+      </w:r>
+      <w:r>
+        <w:rPr>
+          <w:rStyle w:val="NormalTok"/>
+        </w:rPr>
+        <w:t xml:space="preserve">    </w:t>
+      </w:r>
+      <w:r>
+        <w:rPr>
+          <w:rStyle w:val="DataTypeTok"/>
+        </w:rPr>
+        <w:t xml:space="preserve">"about_us_text"</w:t>
+      </w:r>
+      <w:r>
+        <w:rPr>
+          <w:rStyle w:val="FunctionTok"/>
+        </w:rPr>
+        <w:t xml:space="preserve">:</w:t>
+      </w:r>
+      <w:r>
+        <w:rPr>
+          <w:rStyle w:val="NormalTok"/>
+        </w:rPr>
+        <w:t xml:space="preserve"> </w:t>
+      </w:r>
+      <w:r>
+        <w:rPr>
+          <w:rStyle w:val="StringTok"/>
+        </w:rPr>
+        <w:t xml:space="preserve">"Troxan started as a school project..."</w:t>
+      </w:r>
+      <w:r>
+        <w:br/>
+      </w:r>
+      <w:r>
+        <w:rPr>
+          <w:rStyle w:val="FunctionTok"/>
+        </w:rPr>
+        <w:t xml:space="preserve">}</w:t>
+      </w:r>
+    </w:p>
+    <w:bookmarkEnd w:id="400"/>
+    <w:bookmarkStart w:id="401" w:name="jogkörök-roles-1"/>
+    <w:p>
+      <w:pPr>
+        <w:pStyle w:val="Heading4"/>
+      </w:pPr>
+      <w:r>
+        <w:t xml:space="preserve">Jogkörök (roles)</w:t>
+      </w:r>
+    </w:p>
+    <w:p>
+      <w:pPr>
+        <w:pStyle w:val="SourceCode"/>
+      </w:pPr>
+      <w:r>
+        <w:rPr>
+          <w:rStyle w:val="OtherTok"/>
+        </w:rPr>
+        <w:t xml:space="preserve">[</w:t>
+      </w:r>
+      <w:r>
+        <w:br/>
+      </w:r>
+      <w:r>
+        <w:rPr>
+          <w:rStyle w:val="NormalTok"/>
+        </w:rPr>
+        <w:t xml:space="preserve">    </w:t>
+      </w:r>
+      <w:r>
+        <w:rPr>
+          <w:rStyle w:val="FunctionTok"/>
+        </w:rPr>
+        <w:t xml:space="preserve">{</w:t>
+      </w:r>
+      <w:r>
+        <w:rPr>
+          <w:rStyle w:val="DataTypeTok"/>
+        </w:rPr>
+        <w:t xml:space="preserve">"id"</w:t>
+      </w:r>
+      <w:r>
+        <w:rPr>
+          <w:rStyle w:val="FunctionTok"/>
+        </w:rPr>
+        <w:t xml:space="preserve">:</w:t>
+      </w:r>
+      <w:r>
+        <w:rPr>
+          <w:rStyle w:val="NormalTok"/>
+        </w:rPr>
+        <w:t xml:space="preserve"> </w:t>
+      </w:r>
+      <w:r>
+        <w:rPr>
+          <w:rStyle w:val="DecValTok"/>
+        </w:rPr>
+        <w:t xml:space="preserve">1</w:t>
+      </w:r>
+      <w:r>
+        <w:rPr>
+          <w:rStyle w:val="FunctionTok"/>
+        </w:rPr>
+        <w:t xml:space="preserve">,</w:t>
+      </w:r>
+      <w:r>
+        <w:rPr>
+          <w:rStyle w:val="NormalTok"/>
+        </w:rPr>
+        <w:t xml:space="preserve"> </w:t>
+      </w:r>
+      <w:r>
+        <w:rPr>
+          <w:rStyle w:val="DataTypeTok"/>
+        </w:rPr>
+        <w:t xml:space="preserve">"role_name"</w:t>
+      </w:r>
+      <w:r>
+        <w:rPr>
+          <w:rStyle w:val="FunctionTok"/>
+        </w:rPr>
+        <w:t xml:space="preserve">:</w:t>
+      </w:r>
+      <w:r>
+        <w:rPr>
+          <w:rStyle w:val="NormalTok"/>
+        </w:rPr>
+        <w:t xml:space="preserve"> </w:t>
+      </w:r>
+      <w:r>
+        <w:rPr>
+          <w:rStyle w:val="StringTok"/>
+        </w:rPr>
+        <w:t xml:space="preserve">"Player"</w:t>
+      </w:r>
+      <w:r>
+        <w:rPr>
+          <w:rStyle w:val="FunctionTok"/>
+        </w:rPr>
+        <w:t xml:space="preserve">}</w:t>
+      </w:r>
+      <w:r>
+        <w:rPr>
+          <w:rStyle w:val="OtherTok"/>
+        </w:rPr>
+        <w:t xml:space="preserve">,</w:t>
+      </w:r>
+      <w:r>
+        <w:br/>
+      </w:r>
+      <w:r>
+        <w:rPr>
+          <w:rStyle w:val="NormalTok"/>
+        </w:rPr>
+        <w:t xml:space="preserve">    </w:t>
+      </w:r>
+      <w:r>
+        <w:rPr>
+          <w:rStyle w:val="FunctionTok"/>
+        </w:rPr>
+        <w:t xml:space="preserve">{</w:t>
+      </w:r>
+      <w:r>
+        <w:rPr>
+          <w:rStyle w:val="DataTypeTok"/>
+        </w:rPr>
+        <w:t xml:space="preserve">"id"</w:t>
+      </w:r>
+      <w:r>
+        <w:rPr>
+          <w:rStyle w:val="FunctionTok"/>
+        </w:rPr>
+        <w:t xml:space="preserve">:</w:t>
+      </w:r>
+      <w:r>
+        <w:rPr>
+          <w:rStyle w:val="NormalTok"/>
+        </w:rPr>
+        <w:t xml:space="preserve"> </w:t>
+      </w:r>
+      <w:r>
+        <w:rPr>
+          <w:rStyle w:val="DecValTok"/>
+        </w:rPr>
+        <w:t xml:space="preserve">2</w:t>
+      </w:r>
+      <w:r>
+        <w:rPr>
+          <w:rStyle w:val="FunctionTok"/>
+        </w:rPr>
+        <w:t xml:space="preserve">,</w:t>
+      </w:r>
+      <w:r>
+        <w:rPr>
+          <w:rStyle w:val="NormalTok"/>
+        </w:rPr>
+        <w:t xml:space="preserve"> </w:t>
+      </w:r>
+      <w:r>
+        <w:rPr>
+          <w:rStyle w:val="DataTypeTok"/>
+        </w:rPr>
+        <w:t xml:space="preserve">"role_name"</w:t>
+      </w:r>
+      <w:r>
+        <w:rPr>
+          <w:rStyle w:val="FunctionTok"/>
+        </w:rPr>
+        <w:t xml:space="preserve">:</w:t>
+      </w:r>
+      <w:r>
+        <w:rPr>
+          <w:rStyle w:val="NormalTok"/>
+        </w:rPr>
+        <w:t xml:space="preserve"> </w:t>
+      </w:r>
+      <w:r>
+        <w:rPr>
+          <w:rStyle w:val="StringTok"/>
+        </w:rPr>
+        <w:t xml:space="preserve">"Moderator"</w:t>
+      </w:r>
+      <w:r>
+        <w:rPr>
+          <w:rStyle w:val="FunctionTok"/>
+        </w:rPr>
+        <w:t xml:space="preserve">}</w:t>
+      </w:r>
+      <w:r>
+        <w:rPr>
+          <w:rStyle w:val="OtherTok"/>
+        </w:rPr>
+        <w:t xml:space="preserve">,</w:t>
+      </w:r>
+      <w:r>
+        <w:br/>
+      </w:r>
+      <w:r>
+        <w:rPr>
+          <w:rStyle w:val="NormalTok"/>
+        </w:rPr>
+        <w:t xml:space="preserve">    </w:t>
+      </w:r>
+      <w:r>
+        <w:rPr>
+          <w:rStyle w:val="FunctionTok"/>
+        </w:rPr>
+        <w:t xml:space="preserve">{</w:t>
+      </w:r>
+      <w:r>
+        <w:rPr>
+          <w:rStyle w:val="DataTypeTok"/>
+        </w:rPr>
+        <w:t xml:space="preserve">"id"</w:t>
+      </w:r>
+      <w:r>
+        <w:rPr>
+          <w:rStyle w:val="FunctionTok"/>
+        </w:rPr>
+        <w:t xml:space="preserve">:</w:t>
+      </w:r>
+      <w:r>
+        <w:rPr>
+          <w:rStyle w:val="NormalTok"/>
+        </w:rPr>
+        <w:t xml:space="preserve"> </w:t>
+      </w:r>
+      <w:r>
+        <w:rPr>
+          <w:rStyle w:val="DecValTok"/>
+        </w:rPr>
+        <w:t xml:space="preserve">3</w:t>
+      </w:r>
+      <w:r>
+        <w:rPr>
+          <w:rStyle w:val="FunctionTok"/>
+        </w:rPr>
+        <w:t xml:space="preserve">,</w:t>
+      </w:r>
+      <w:r>
+        <w:rPr>
+          <w:rStyle w:val="NormalTok"/>
+        </w:rPr>
+        <w:t xml:space="preserve"> </w:t>
+      </w:r>
+      <w:r>
+        <w:rPr>
+          <w:rStyle w:val="DataTypeTok"/>
+        </w:rPr>
+        <w:t xml:space="preserve">"role_name"</w:t>
+      </w:r>
+      <w:r>
+        <w:rPr>
+          <w:rStyle w:val="FunctionTok"/>
+        </w:rPr>
+        <w:t xml:space="preserve">:</w:t>
+      </w:r>
+      <w:r>
+        <w:rPr>
+          <w:rStyle w:val="NormalTok"/>
+        </w:rPr>
+        <w:t xml:space="preserve"> </w:t>
+      </w:r>
+      <w:r>
+        <w:rPr>
+          <w:rStyle w:val="StringTok"/>
+        </w:rPr>
+        <w:t xml:space="preserve">"Admin"</w:t>
+      </w:r>
+      <w:r>
+        <w:rPr>
+          <w:rStyle w:val="FunctionTok"/>
+        </w:rPr>
+        <w:t xml:space="preserve">}</w:t>
+      </w:r>
+      <w:r>
+        <w:rPr>
+          <w:rStyle w:val="OtherTok"/>
+        </w:rPr>
+        <w:t xml:space="preserve">,</w:t>
+      </w:r>
+      <w:r>
+        <w:br/>
+      </w:r>
+      <w:r>
+        <w:rPr>
+          <w:rStyle w:val="NormalTok"/>
+        </w:rPr>
+        <w:t xml:space="preserve">    </w:t>
+      </w:r>
+      <w:r>
+        <w:rPr>
+          <w:rStyle w:val="FunctionTok"/>
+        </w:rPr>
+        <w:t xml:space="preserve">{</w:t>
+      </w:r>
+      <w:r>
+        <w:rPr>
+          <w:rStyle w:val="DataTypeTok"/>
+        </w:rPr>
+        <w:t xml:space="preserve">"id"</w:t>
+      </w:r>
+      <w:r>
+        <w:rPr>
+          <w:rStyle w:val="FunctionTok"/>
+        </w:rPr>
+        <w:t xml:space="preserve">:</w:t>
+      </w:r>
+      <w:r>
+        <w:rPr>
+          <w:rStyle w:val="NormalTok"/>
+        </w:rPr>
+        <w:t xml:space="preserve"> </w:t>
+      </w:r>
+      <w:r>
+        <w:rPr>
+          <w:rStyle w:val="DecValTok"/>
+        </w:rPr>
+        <w:t xml:space="preserve">4</w:t>
+      </w:r>
+      <w:r>
+        <w:rPr>
+          <w:rStyle w:val="FunctionTok"/>
+        </w:rPr>
+        <w:t xml:space="preserve">,</w:t>
+      </w:r>
+      <w:r>
+        <w:rPr>
+          <w:rStyle w:val="NormalTok"/>
+        </w:rPr>
+        <w:t xml:space="preserve"> </w:t>
+      </w:r>
+      <w:r>
+        <w:rPr>
+          <w:rStyle w:val="DataTypeTok"/>
+        </w:rPr>
+        <w:t xml:space="preserve">"role_name"</w:t>
+      </w:r>
+      <w:r>
+        <w:rPr>
+          <w:rStyle w:val="FunctionTok"/>
+        </w:rPr>
+        <w:t xml:space="preserve">:</w:t>
+      </w:r>
+      <w:r>
+        <w:rPr>
+          <w:rStyle w:val="NormalTok"/>
+        </w:rPr>
+        <w:t xml:space="preserve"> </w:t>
+      </w:r>
+      <w:r>
+        <w:rPr>
+          <w:rStyle w:val="StringTok"/>
+        </w:rPr>
+        <w:t xml:space="preserve">"Engineer"</w:t>
+      </w:r>
+      <w:r>
+        <w:rPr>
+          <w:rStyle w:val="FunctionTok"/>
+        </w:rPr>
+        <w:t xml:space="preserve">}</w:t>
+      </w:r>
+      <w:r>
+        <w:br/>
+      </w:r>
+      <w:r>
+        <w:rPr>
+          <w:rStyle w:val="OtherTok"/>
+        </w:rPr>
+        <w:t xml:space="preserve">]</w:t>
+      </w:r>
+    </w:p>
+    <w:bookmarkEnd w:id="401"/>
+    <w:bookmarkStart w:id="402" w:name="avatárok-avatars-1"/>
+    <w:p>
+      <w:pPr>
+        <w:pStyle w:val="Heading4"/>
+      </w:pPr>
+      <w:r>
+        <w:t xml:space="preserve">Avatárok (avatars)</w:t>
+      </w:r>
+    </w:p>
+    <w:p>
+      <w:pPr>
+        <w:pStyle w:val="SourceCode"/>
+      </w:pPr>
+      <w:r>
+        <w:rPr>
+          <w:rStyle w:val="FunctionTok"/>
+        </w:rPr>
+        <w:t xml:space="preserve">{</w:t>
+      </w:r>
+      <w:r>
+        <w:br/>
+      </w:r>
+      <w:r>
+        <w:rPr>
+          <w:rStyle w:val="NormalTok"/>
+        </w:rPr>
+        <w:t xml:space="preserve">    </w:t>
+      </w:r>
+      <w:r>
+        <w:rPr>
+          <w:rStyle w:val="DataTypeTok"/>
+        </w:rPr>
+        <w:t xml:space="preserve">"id"</w:t>
+      </w:r>
+      <w:r>
+        <w:rPr>
+          <w:rStyle w:val="FunctionTok"/>
+        </w:rPr>
+        <w:t xml:space="preserve">:</w:t>
+      </w:r>
+      <w:r>
+        <w:rPr>
+          <w:rStyle w:val="NormalTok"/>
+        </w:rPr>
+        <w:t xml:space="preserve"> </w:t>
+      </w:r>
+      <w:r>
+        <w:rPr>
+          <w:rStyle w:val="DecValTok"/>
+        </w:rPr>
+        <w:t xml:space="preserve">3</w:t>
+      </w:r>
+      <w:r>
+        <w:rPr>
+          <w:rStyle w:val="FunctionTok"/>
+        </w:rPr>
+        <w:t xml:space="preserve">,</w:t>
+      </w:r>
+      <w:r>
+        <w:br/>
+      </w:r>
+      <w:r>
+        <w:rPr>
+          <w:rStyle w:val="NormalTok"/>
+        </w:rPr>
+        <w:t xml:space="preserve">    </w:t>
+      </w:r>
+      <w:r>
+        <w:rPr>
+          <w:rStyle w:val="DataTypeTok"/>
+        </w:rPr>
+        <w:t xml:space="preserve">"avatar_name"</w:t>
+      </w:r>
+      <w:r>
+        <w:rPr>
+          <w:rStyle w:val="FunctionTok"/>
+        </w:rPr>
+        <w:t xml:space="preserve">:</w:t>
+      </w:r>
+      <w:r>
+        <w:rPr>
+          <w:rStyle w:val="NormalTok"/>
+        </w:rPr>
+        <w:t xml:space="preserve"> </w:t>
+      </w:r>
+      <w:r>
+        <w:rPr>
+          <w:rStyle w:val="StringTok"/>
+        </w:rPr>
+        <w:t xml:space="preserve">"Knight"</w:t>
+      </w:r>
+      <w:r>
+        <w:rPr>
+          <w:rStyle w:val="FunctionTok"/>
+        </w:rPr>
+        <w:t xml:space="preserve">,</w:t>
+      </w:r>
+      <w:r>
+        <w:br/>
+      </w:r>
+      <w:r>
+        <w:rPr>
+          <w:rStyle w:val="NormalTok"/>
+        </w:rPr>
+        <w:t xml:space="preserve">    </w:t>
+      </w:r>
+      <w:r>
+        <w:rPr>
+          <w:rStyle w:val="DataTypeTok"/>
+        </w:rPr>
+        <w:t xml:space="preserve">"avatar_picture"</w:t>
+      </w:r>
+      <w:r>
+        <w:rPr>
+          <w:rStyle w:val="FunctionTok"/>
+        </w:rPr>
+        <w:t xml:space="preserve">:</w:t>
+      </w:r>
+      <w:r>
+        <w:rPr>
+          <w:rStyle w:val="NormalTok"/>
+        </w:rPr>
+        <w:t xml:space="preserve"> </w:t>
+      </w:r>
+      <w:r>
+        <w:rPr>
+          <w:rStyle w:val="StringTok"/>
+        </w:rPr>
+        <w:t xml:space="preserve">"&lt;BLOB&gt;"</w:t>
+      </w:r>
+      <w:r>
+        <w:br/>
+      </w:r>
+      <w:r>
+        <w:rPr>
+          <w:rStyle w:val="FunctionTok"/>
+        </w:rPr>
+        <w:t xml:space="preserve">}</w:t>
+      </w:r>
+    </w:p>
+    <w:bookmarkEnd w:id="402"/>
+    <w:bookmarkStart w:id="403" w:name="ábra-felhasználók-tábla"/>
+    <w:p>
+      <w:pPr>
+        <w:pStyle w:val="Heading4"/>
+      </w:pPr>
+      <w:r>
+        <w:t xml:space="preserve">ábra: Felhasználók tábla</w:t>
+      </w:r>
+    </w:p>
+    <w:p>
+      <w:pPr>
+        <w:pStyle w:val="FirstParagraph"/>
+      </w:pPr>
       <w:r>
         <w:rPr>
           <w:iCs/>
           <w:i/>
         </w:rPr>
-        <w:t xml:space="preserve">PHP 8 Documentation</w:t>
-      </w:r>
-      <w:r>
-        <w:t xml:space="preserve"> </w:t>
-      </w:r>
-      <w:r>
-        <w:t xml:space="preserve">– https://www.php.net/docs.php – (2025)</w:t>
-      </w:r>
-    </w:p>
-    <w:p>
-      <w:pPr>
-        <w:numPr>
-          <w:ilvl w:val="0"/>
-          <w:numId w:val="1193"/>
-        </w:numPr>
-        <w:pStyle w:val="Compact"/>
-      </w:pPr>
-      <w:r>
-        <w:t xml:space="preserve">MySQL AB –</w:t>
-      </w:r>
-      <w:r>
-        <w:t xml:space="preserve"> </w:t>
-      </w:r>
+        <w:t xml:space="preserve">[KÉP HELYE – User tábla szerkezet]</w:t>
+      </w:r>
+    </w:p>
+    <w:bookmarkEnd w:id="403"/>
+    <w:bookmarkStart w:id="404" w:name="ábra-pályák-tábla"/>
+    <w:p>
+      <w:pPr>
+        <w:pStyle w:val="Heading4"/>
+      </w:pPr>
+      <w:r>
+        <w:t xml:space="preserve">ábra: Pályák tábla</w:t>
+      </w:r>
+    </w:p>
+    <w:p>
+      <w:pPr>
+        <w:pStyle w:val="FirstParagraph"/>
+      </w:pPr>
       <w:r>
         <w:rPr>
           <w:iCs/>
           <w:i/>
         </w:rPr>
-        <w:t xml:space="preserve">MySQL 8.0 Reference Manual</w:t>
-      </w:r>
-      <w:r>
-        <w:t xml:space="preserve"> </w:t>
-      </w:r>
-      <w:r>
-        <w:t xml:space="preserve">– https://dev.mysql.com/doc/refman/8.0/en/ – (2025)</w:t>
-      </w:r>
-    </w:p>
-    <w:p>
-      <w:pPr>
-        <w:numPr>
-          <w:ilvl w:val="0"/>
-          <w:numId w:val="1193"/>
-        </w:numPr>
-        <w:pStyle w:val="Compact"/>
-      </w:pPr>
-      <w:r>
-        <w:t xml:space="preserve">Vite Contributors –</w:t>
-      </w:r>
-      <w:r>
-        <w:t xml:space="preserve"> </w:t>
-      </w:r>
+        <w:t xml:space="preserve">[KÉP HELYE – Maps tábla szerkezet]</w:t>
+      </w:r>
+    </w:p>
+    <w:bookmarkEnd w:id="404"/>
+    <w:bookmarkStart w:id="405" w:name="ábra-statisztikák-tábla"/>
+    <w:p>
+      <w:pPr>
+        <w:pStyle w:val="Heading4"/>
+      </w:pPr>
+      <w:r>
+        <w:t xml:space="preserve">ábra: Statisztikák tábla</w:t>
+      </w:r>
+    </w:p>
+    <w:p>
+      <w:pPr>
+        <w:pStyle w:val="FirstParagraph"/>
+      </w:pPr>
       <w:r>
         <w:rPr>
           <w:iCs/>
           <w:i/>
         </w:rPr>
-        <w:t xml:space="preserve">Vite Documentation</w:t>
-      </w:r>
-      <w:r>
-        <w:t xml:space="preserve"> </w:t>
-      </w:r>
-      <w:r>
-        <w:t xml:space="preserve">– https://vitejs.dev/guide/ – (2025)</w:t>
-      </w:r>
-    </w:p>
-    <w:p>
-      <w:pPr>
-        <w:numPr>
-          <w:ilvl w:val="0"/>
-          <w:numId w:val="1193"/>
-        </w:numPr>
-        <w:pStyle w:val="Compact"/>
-      </w:pPr>
-      <w:r>
-        <w:t xml:space="preserve">Tailwind CSS Contributors –</w:t>
-      </w:r>
-      <w:r>
-        <w:t xml:space="preserve"> </w:t>
-      </w:r>
+        <w:t xml:space="preserve">[KÉP HELYE – Statistics tábla szerkezet]</w:t>
+      </w:r>
+    </w:p>
+    <w:bookmarkEnd w:id="405"/>
+    <w:bookmarkStart w:id="406" w:name="ábra-beállítások-tábla"/>
+    <w:p>
+      <w:pPr>
+        <w:pStyle w:val="Heading4"/>
+      </w:pPr>
+      <w:r>
+        <w:t xml:space="preserve">ábra: Beállítások tábla</w:t>
+      </w:r>
+    </w:p>
+    <w:p>
+      <w:pPr>
+        <w:pStyle w:val="FirstParagraph"/>
+      </w:pPr>
       <w:r>
         <w:rPr>
           <w:iCs/>
           <w:i/>
         </w:rPr>
-        <w:t xml:space="preserve">Tailwind CSS v4 Documentation</w:t>
-      </w:r>
-      <w:r>
-        <w:t xml:space="preserve"> </w:t>
-      </w:r>
-      <w:r>
-        <w:t xml:space="preserve">– https://tailwindcss.com/docs – (2025)</w:t>
-      </w:r>
-    </w:p>
-    <w:p>
-      <w:pPr>
-        <w:numPr>
-          <w:ilvl w:val="0"/>
-          <w:numId w:val="1193"/>
-        </w:numPr>
-        <w:pStyle w:val="Compact"/>
-      </w:pPr>
-      <w:r>
-        <w:t xml:space="preserve">PHPMailer Contributors –</w:t>
-      </w:r>
-      <w:r>
-        <w:t xml:space="preserve"> </w:t>
-      </w:r>
+        <w:t xml:space="preserve">[KÉP HELYE – Settings/SiteSettings tábla szerkezet]</w:t>
+      </w:r>
+    </w:p>
+    <w:bookmarkEnd w:id="406"/>
+    <w:bookmarkStart w:id="407" w:name="ábra-jogkörök-tábla"/>
+    <w:p>
+      <w:pPr>
+        <w:pStyle w:val="Heading4"/>
+      </w:pPr>
+      <w:r>
+        <w:t xml:space="preserve">ábra: Jogkörök tábla</w:t>
+      </w:r>
+    </w:p>
+    <w:p>
+      <w:pPr>
+        <w:pStyle w:val="FirstParagraph"/>
+      </w:pPr>
       <w:r>
         <w:rPr>
           <w:iCs/>
           <w:i/>
         </w:rPr>
-        <w:t xml:space="preserve">PHPMailer Documentation</w:t>
-      </w:r>
-      <w:r>
-        <w:t xml:space="preserve"> </w:t>
-      </w:r>
-      <w:r>
-        <w:t xml:space="preserve">– https://github.com/PHPMailer/PHPMailer – (2025)</w:t>
-      </w:r>
-    </w:p>
-    <w:p>
-      <w:pPr>
-        <w:numPr>
-          <w:ilvl w:val="0"/>
-          <w:numId w:val="1193"/>
-        </w:numPr>
-        <w:pStyle w:val="Compact"/>
-      </w:pPr>
-      <w:r>
-        <w:t xml:space="preserve">OWASP Foundation –</w:t>
-      </w:r>
-      <w:r>
-        <w:t xml:space="preserve"> </w:t>
-      </w:r>
+        <w:t xml:space="preserve">[KÉP HELYE – Roles tábla szerkezet]</w:t>
+      </w:r>
+    </w:p>
+    <w:bookmarkEnd w:id="407"/>
+    <w:bookmarkEnd w:id="408"/>
+    <w:bookmarkStart w:id="410" w:name="adatbázis-diagram-tervezési-fázis"/>
+    <w:p>
+      <w:pPr>
+        <w:pStyle w:val="Heading3"/>
+      </w:pPr>
+      <w:r>
+        <w:t xml:space="preserve">Adatbázis diagram – tervezési fázis</w:t>
+      </w:r>
+    </w:p>
+    <w:p>
+      <w:pPr>
+        <w:pStyle w:val="FirstParagraph"/>
+      </w:pPr>
       <w:r>
         <w:rPr>
           <w:iCs/>
           <w:i/>
         </w:rPr>
-        <w:t xml:space="preserve">OWASP Top Ten</w:t>
-      </w:r>
-      <w:r>
-        <w:t xml:space="preserve"> </w:t>
-      </w:r>
-      <w:r>
-        <w:t xml:space="preserve">– https://owasp.org/www-project-top-ten/ – (2025)</w:t>
-      </w:r>
-    </w:p>
-    <w:p>
-      <w:pPr>
-        <w:numPr>
-          <w:ilvl w:val="0"/>
-          <w:numId w:val="1193"/>
-        </w:numPr>
-        <w:pStyle w:val="Compact"/>
-      </w:pPr>
-      <w:r>
-        <w:t xml:space="preserve">MDN Web Docs –</w:t>
-      </w:r>
-      <w:r>
-        <w:t xml:space="preserve"> </w:t>
-      </w:r>
+        <w:t xml:space="preserve">[KÉP HELYE – Tervezési fázis ER diagram]</w:t>
+      </w:r>
+    </w:p>
+    <w:bookmarkStart w:id="409" w:name="Xd39a933c8882cd2b6b15ea988ab1d1b4b825dcb"/>
+    <w:p>
+      <w:pPr>
+        <w:pStyle w:val="Heading4"/>
+      </w:pPr>
+      <w:r>
+        <w:t xml:space="preserve">ábra: Adatbázis diagram – tervezési fázis (drawdb.app)</w:t>
+      </w:r>
+    </w:p>
+    <w:p>
+      <w:pPr>
+        <w:pStyle w:val="FirstParagraph"/>
+      </w:pPr>
       <w:r>
         <w:rPr>
           <w:iCs/>
           <w:i/>
         </w:rPr>
+        <w:t xml:space="preserve">[KÉP HELYE – drawdb.app tervezési ábra]</w:t>
+      </w:r>
+    </w:p>
+    <w:bookmarkEnd w:id="409"/>
+    <w:bookmarkEnd w:id="410"/>
+    <w:bookmarkStart w:id="412" w:name="adatbázis-diagram-megvalósítás"/>
+    <w:p>
+      <w:pPr>
+        <w:pStyle w:val="Heading3"/>
+      </w:pPr>
+      <w:r>
+        <w:t xml:space="preserve">Adatbázis diagram – megvalósítás</w:t>
+      </w:r>
+    </w:p>
+    <w:p>
+      <w:pPr>
+        <w:pStyle w:val="FirstParagraph"/>
+      </w:pPr>
+      <w:r>
+        <w:rPr>
+          <w:iCs/>
+          <w:i/>
+        </w:rPr>
+        <w:t xml:space="preserve">[KÉP HELYE – Megvalósított ER diagram]</w:t>
+      </w:r>
+    </w:p>
+    <w:bookmarkStart w:id="411" w:name="ábra-adatbázis-diagram"/>
+    <w:p>
+      <w:pPr>
+        <w:pStyle w:val="Heading4"/>
+      </w:pPr>
+      <w:r>
+        <w:t xml:space="preserve">ábra: Adatbázis diagram</w:t>
+      </w:r>
+    </w:p>
+    <w:p>
+      <w:pPr>
+        <w:pStyle w:val="FirstParagraph"/>
+      </w:pPr>
+      <w:r>
+        <w:rPr>
+          <w:iCs/>
+          <w:i/>
+        </w:rPr>
+        <w:t xml:space="preserve">[KÉP HELYE – Végleges adatbázis diagram]</w:t>
+      </w:r>
+    </w:p>
+    <w:bookmarkEnd w:id="411"/>
+    <w:bookmarkEnd w:id="412"/>
+    <w:bookmarkStart w:id="413" w:name="adatbázis-továbbfejlesztési-lehetőségek"/>
+    <w:p>
+      <w:pPr>
+        <w:pStyle w:val="Heading3"/>
+      </w:pPr>
+      <w:r>
+        <w:t xml:space="preserve">Adatbázis továbbfejlesztési lehetőségek</w:t>
+      </w:r>
+    </w:p>
+    <w:p>
+      <w:pPr>
+        <w:numPr>
+          <w:ilvl w:val="0"/>
+          <w:numId w:val="1202"/>
+        </w:numPr>
+        <w:pStyle w:val="Compact"/>
+      </w:pPr>
+      <w:r>
+        <w:t xml:space="preserve">indexelés finomítása a gyakori leaderboard és map-lista lekérdezésekre,</w:t>
+      </w:r>
+    </w:p>
+    <w:p>
+      <w:pPr>
+        <w:numPr>
+          <w:ilvl w:val="0"/>
+          <w:numId w:val="1202"/>
+        </w:numPr>
+        <w:pStyle w:val="Compact"/>
+      </w:pPr>
+      <w:r>
+        <w:t xml:space="preserve">statisztika JSON mezők részleges normalizálása reporting célra,</w:t>
+      </w:r>
+    </w:p>
+    <w:p>
+      <w:pPr>
+        <w:numPr>
+          <w:ilvl w:val="0"/>
+          <w:numId w:val="1202"/>
+        </w:numPr>
+        <w:pStyle w:val="Compact"/>
+      </w:pPr>
+      <w:r>
+        <w:t xml:space="preserve">audit táblák explicit bevezetése admin műveletekhez,</w:t>
+      </w:r>
+    </w:p>
+    <w:p>
+      <w:pPr>
+        <w:numPr>
+          <w:ilvl w:val="0"/>
+          <w:numId w:val="1202"/>
+        </w:numPr>
+        <w:pStyle w:val="Compact"/>
+      </w:pPr>
+      <w:r>
+        <w:t xml:space="preserve">soft-delete jelzők egységesítése minden releváns táblán,</w:t>
+      </w:r>
+    </w:p>
+    <w:p>
+      <w:pPr>
+        <w:numPr>
+          <w:ilvl w:val="0"/>
+          <w:numId w:val="1202"/>
+        </w:numPr>
+        <w:pStyle w:val="Compact"/>
+      </w:pPr>
+      <w:r>
+        <w:t xml:space="preserve">archiválási stratégia nagy statisztikai historikus adatmennyiségre.</w:t>
+      </w:r>
+    </w:p>
+    <w:bookmarkEnd w:id="413"/>
+    <w:bookmarkEnd w:id="414"/>
+    <w:bookmarkStart w:id="420" w:name="a-tervezés-és-a-fejlesztés-folyamata"/>
+    <w:p>
+      <w:pPr>
+        <w:pStyle w:val="Heading2"/>
+      </w:pPr>
+      <w:r>
+        <w:t xml:space="preserve">A tervezés és a fejlesztés folyamata</w:t>
+      </w:r>
+    </w:p>
+    <w:bookmarkStart w:id="415" w:name="a-tervezés-folyamata-pl.-figma"/>
+    <w:p>
+      <w:pPr>
+        <w:pStyle w:val="Heading3"/>
+      </w:pPr>
+      <w:r>
+        <w:t xml:space="preserve">a tervezés folyamata (pl. Figma)</w:t>
+      </w:r>
+    </w:p>
+    <w:p>
+      <w:pPr>
+        <w:pStyle w:val="FirstParagraph"/>
+      </w:pPr>
+      <w:r>
+        <w:t xml:space="preserve">A felület tervezése vázlatokkal indult, majd képernyőnkénti flow-ban lett finomítva. A fókusz a gyors navigáción, az egyértelmű visszajelzéseken és a moduláris oldalstruktúrán volt.</w:t>
+      </w:r>
+    </w:p>
+    <w:bookmarkEnd w:id="415"/>
+    <w:bookmarkStart w:id="416" w:name="főoldal-bejelentkezés-belépés"/>
+    <w:p>
+      <w:pPr>
+        <w:pStyle w:val="Heading3"/>
+      </w:pPr>
+      <w:r>
+        <w:t xml:space="preserve">főoldal, bejelentkezés, belépés</w:t>
+      </w:r>
+    </w:p>
+    <w:p>
+      <w:pPr>
+        <w:pStyle w:val="FirstParagraph"/>
+      </w:pPr>
+      <w:r>
+        <w:t xml:space="preserve">A belépési folyamat és a főoldali komponensek párhuzamosan készültek, hogy az auth-állapot a UI-ban már korán kezelhető legyen (login link &lt;-&gt; profil avatar csere).</w:t>
+      </w:r>
+    </w:p>
+    <w:bookmarkEnd w:id="416"/>
+    <w:bookmarkStart w:id="417" w:name="admin-felület"/>
+    <w:p>
+      <w:pPr>
+        <w:pStyle w:val="Heading3"/>
+      </w:pPr>
+      <w:r>
+        <w:t xml:space="preserve">admin felület</w:t>
+      </w:r>
+    </w:p>
+    <w:p>
+      <w:pPr>
+        <w:pStyle w:val="FirstParagraph"/>
+      </w:pPr>
+      <w:r>
+        <w:t xml:space="preserve">Az admin modul külön logikai egységként épült, szerepkör-védett műveletekkel, megerősítő modálokkal és többlépéses veszélyes műveletkezeléssel (ban, role change, hard delete).</w:t>
+      </w:r>
+    </w:p>
+    <w:bookmarkEnd w:id="417"/>
+    <w:bookmarkStart w:id="418" w:name="többi-logika"/>
+    <w:p>
+      <w:pPr>
+        <w:pStyle w:val="Heading3"/>
+      </w:pPr>
+      <w:r>
+        <w:t xml:space="preserve">többi logika</w:t>
+      </w:r>
+    </w:p>
+    <w:p>
+      <w:pPr>
+        <w:pStyle w:val="FirstParagraph"/>
+      </w:pPr>
+      <w:r>
+        <w:t xml:space="preserve">Ide tartozik a map lifecycle, profile frissítés, modal state management, leaderboard, game API integráció, valamint a session és token alapú hitelesítési ágak együttműködése.</w:t>
+      </w:r>
+    </w:p>
+    <w:bookmarkEnd w:id="418"/>
+    <w:bookmarkStart w:id="419" w:name="Xbb954a2212b67a0ed8598f49dde758a780a1ab5"/>
+    <w:p>
+      <w:pPr>
+        <w:pStyle w:val="Heading3"/>
+      </w:pPr>
+      <w:r>
+        <w:t xml:space="preserve">kódrészletek (magyarázatokkal, amit kiemelnél, amire büszkék vagytok)</w:t>
+      </w:r>
+    </w:p>
+    <w:p>
+      <w:pPr>
+        <w:pStyle w:val="FirstParagraph"/>
+      </w:pPr>
+      <w:r>
+        <w:t xml:space="preserve">A dokumentáció korábbi mellékletei (M és N) részletes kódrészlet-gyűjteményt adnak a kritikus ágakról:</w:t>
+      </w:r>
+    </w:p>
+    <w:p>
+      <w:pPr>
+        <w:numPr>
+          <w:ilvl w:val="0"/>
+          <w:numId w:val="1203"/>
+        </w:numPr>
+        <w:pStyle w:val="Compact"/>
+      </w:pPr>
+      <w:r>
+        <w:t xml:space="preserve">login és session kezelés,</w:t>
+      </w:r>
+    </w:p>
+    <w:p>
+      <w:pPr>
+        <w:numPr>
+          <w:ilvl w:val="0"/>
+          <w:numId w:val="1203"/>
+        </w:numPr>
+        <w:pStyle w:val="Compact"/>
+      </w:pPr>
+      <w:r>
+        <w:t xml:space="preserve">game token auth,</w:t>
+      </w:r>
+    </w:p>
+    <w:p>
+      <w:pPr>
+        <w:numPr>
+          <w:ilvl w:val="0"/>
+          <w:numId w:val="1203"/>
+        </w:numPr>
+        <w:pStyle w:val="Compact"/>
+      </w:pPr>
+      <w:r>
+        <w:t xml:space="preserve">stat delta aggregáció,</w:t>
+      </w:r>
+    </w:p>
+    <w:p>
+      <w:pPr>
+        <w:numPr>
+          <w:ilvl w:val="0"/>
+          <w:numId w:val="1203"/>
+        </w:numPr>
+        <w:pStyle w:val="Compact"/>
+      </w:pPr>
+      <w:r>
+        <w:t xml:space="preserve">modal capture-phase védelem,</w:t>
+      </w:r>
+    </w:p>
+    <w:p>
+      <w:pPr>
+        <w:numPr>
+          <w:ilvl w:val="0"/>
+          <w:numId w:val="1203"/>
+        </w:numPr>
+        <w:pStyle w:val="Compact"/>
+      </w:pPr>
+      <w:r>
+        <w:t xml:space="preserve">oldalspecifikus event guardok.</w:t>
+      </w:r>
+    </w:p>
+    <w:bookmarkEnd w:id="419"/>
+    <w:bookmarkEnd w:id="420"/>
+    <w:bookmarkStart w:id="421" w:name="X4017bfb6fbdfe816ee9412bfcee9ec8ce16d2ea"/>
+    <w:p>
+      <w:pPr>
+        <w:pStyle w:val="Heading2"/>
+      </w:pPr>
+      <w:r>
+        <w:t xml:space="preserve">A tesztekhez végzett kód, valamint a teszteredmények</w:t>
+      </w:r>
+    </w:p>
+    <w:p>
+      <w:pPr>
+        <w:pStyle w:val="FirstParagraph"/>
+      </w:pPr>
+      <w:r>
+        <w:t xml:space="preserve">A tesztelési fejezetben felsorolt forgatókönyvek a következő területeket fedik le:</w:t>
+      </w:r>
+    </w:p>
+    <w:p>
+      <w:pPr>
+        <w:numPr>
+          <w:ilvl w:val="0"/>
+          <w:numId w:val="1204"/>
+        </w:numPr>
+        <w:pStyle w:val="Compact"/>
+      </w:pPr>
+      <w:r>
+        <w:t xml:space="preserve">auth és jogosultság,</w:t>
+      </w:r>
+    </w:p>
+    <w:p>
+      <w:pPr>
+        <w:numPr>
+          <w:ilvl w:val="0"/>
+          <w:numId w:val="1204"/>
+        </w:numPr>
+        <w:pStyle w:val="Compact"/>
+      </w:pPr>
+      <w:r>
+        <w:t xml:space="preserve">game API tokenkezelés,</w:t>
+      </w:r>
+    </w:p>
+    <w:p>
+      <w:pPr>
+        <w:numPr>
+          <w:ilvl w:val="0"/>
+          <w:numId w:val="1204"/>
+        </w:numPr>
+        <w:pStyle w:val="Compact"/>
+      </w:pPr>
+      <w:r>
+        <w:t xml:space="preserve">statisztika aggregáció,</w:t>
+      </w:r>
+    </w:p>
+    <w:p>
+      <w:pPr>
+        <w:numPr>
+          <w:ilvl w:val="0"/>
+          <w:numId w:val="1204"/>
+        </w:numPr>
+        <w:pStyle w:val="Compact"/>
+      </w:pPr>
+      <w:r>
+        <w:t xml:space="preserve">UI modal stabilitás,</w:t>
+      </w:r>
+    </w:p>
+    <w:p>
+      <w:pPr>
+        <w:numPr>
+          <w:ilvl w:val="0"/>
+          <w:numId w:val="1204"/>
+        </w:numPr>
+        <w:pStyle w:val="Compact"/>
+      </w:pPr>
+      <w:r>
+        <w:t xml:space="preserve">admin kritikus műveletek.</w:t>
+      </w:r>
+    </w:p>
+    <w:p>
+      <w:pPr>
+        <w:pStyle w:val="FirstParagraph"/>
+      </w:pPr>
+      <w:r>
+        <w:t xml:space="preserve">A dokumentált eredmény szerint a fő üzleti ágak stabilak, a korábban reprodukált popup-beragadás és session timeout problémák javításra kerültek.</w:t>
+      </w:r>
+    </w:p>
+    <w:bookmarkEnd w:id="421"/>
+    <w:bookmarkStart w:id="422" w:name="Xc67a9bdeb34edc6ea680da9dacd975b375e5057"/>
+    <w:p>
+      <w:pPr>
+        <w:pStyle w:val="Heading2"/>
+      </w:pPr>
+      <w:r>
+        <w:t xml:space="preserve">Felmerült akadályok (az egyes részeknél külön is szerepelhet)</w:t>
+      </w:r>
+    </w:p>
+    <w:p>
+      <w:pPr>
+        <w:pStyle w:val="FirstParagraph"/>
+      </w:pPr>
+      <w:r>
+        <w:t xml:space="preserve">Fő akadályok és megoldási minták:</w:t>
+      </w:r>
+    </w:p>
+    <w:p>
+      <w:pPr>
+        <w:numPr>
+          <w:ilvl w:val="0"/>
+          <w:numId w:val="1205"/>
+        </w:numPr>
+        <w:pStyle w:val="Compact"/>
+      </w:pPr>
+      <w:r>
+        <w:t xml:space="preserve">bundle-ből adódó keresztmodul event ütközések -&gt; DOM guardok,</w:t>
+      </w:r>
+    </w:p>
+    <w:p>
+      <w:pPr>
+        <w:numPr>
+          <w:ilvl w:val="0"/>
+          <w:numId w:val="1205"/>
+        </w:numPr>
+        <w:pStyle w:val="Compact"/>
+      </w:pPr>
+      <w:r>
+        <w:t xml:space="preserve">modal state beragadás -&gt; capture-phase reset + callback nullázás,</w:t>
+      </w:r>
+    </w:p>
+    <w:p>
+      <w:pPr>
+        <w:numPr>
+          <w:ilvl w:val="0"/>
+          <w:numId w:val="1205"/>
+        </w:numPr>
+        <w:pStyle w:val="Compact"/>
+      </w:pPr>
+      <w:r>
+        <w:t xml:space="preserve">túl rövid session timeout -&gt; központi session paraméter emelés,</w:t>
+      </w:r>
+    </w:p>
+    <w:p>
+      <w:pPr>
+        <w:numPr>
+          <w:ilvl w:val="0"/>
+          <w:numId w:val="1205"/>
+        </w:numPr>
+        <w:pStyle w:val="Compact"/>
+      </w:pPr>
+      <w:r>
+        <w:t xml:space="preserve">statisztika reset-inverziók -&gt; snapshot-delta aggregáció.</w:t>
+      </w:r>
+    </w:p>
+    <w:bookmarkEnd w:id="422"/>
+    <w:bookmarkEnd w:id="423"/>
+    <w:bookmarkStart w:id="424" w:name="munkamegosztás-leírása-részletesen"/>
+    <w:p>
+      <w:pPr>
+        <w:pStyle w:val="Heading1"/>
+      </w:pPr>
+      <w:r>
+        <w:t xml:space="preserve">Munkamegosztás leírása részletesen</w:t>
+      </w:r>
+    </w:p>
+    <w:p>
+      <w:pPr>
+        <w:pStyle w:val="FirstParagraph"/>
+      </w:pPr>
+      <w:r>
+        <w:t xml:space="preserve">Mivel a projekt több nagy alrendszerből áll, a munkamegosztás logikája moduláris:</w:t>
+      </w:r>
+    </w:p>
+    <w:p>
+      <w:pPr>
+        <w:numPr>
+          <w:ilvl w:val="0"/>
+          <w:numId w:val="1206"/>
+        </w:numPr>
+        <w:pStyle w:val="Compact"/>
+      </w:pPr>
+      <w:r>
+        <w:t xml:space="preserve">backend API és üzleti logika,</w:t>
+      </w:r>
+    </w:p>
+    <w:p>
+      <w:pPr>
+        <w:numPr>
+          <w:ilvl w:val="0"/>
+          <w:numId w:val="1206"/>
+        </w:numPr>
+        <w:pStyle w:val="Compact"/>
+      </w:pPr>
+      <w:r>
+        <w:t xml:space="preserve">frontend UX és interakciós réteg,</w:t>
+      </w:r>
+    </w:p>
+    <w:p>
+      <w:pPr>
+        <w:numPr>
+          <w:ilvl w:val="0"/>
+          <w:numId w:val="1206"/>
+        </w:numPr>
+        <w:pStyle w:val="Compact"/>
+      </w:pPr>
+      <w:r>
+        <w:t xml:space="preserve">játék-integrációs endpointok,</w:t>
+      </w:r>
+    </w:p>
+    <w:p>
+      <w:pPr>
+        <w:numPr>
+          <w:ilvl w:val="0"/>
+          <w:numId w:val="1206"/>
+        </w:numPr>
+        <w:pStyle w:val="Compact"/>
+      </w:pPr>
+      <w:r>
+        <w:t xml:space="preserve">admin és moderációs eszközök,</w:t>
+      </w:r>
+    </w:p>
+    <w:p>
+      <w:pPr>
+        <w:numPr>
+          <w:ilvl w:val="0"/>
+          <w:numId w:val="1206"/>
+        </w:numPr>
+        <w:pStyle w:val="Compact"/>
+      </w:pPr>
+      <w:r>
+        <w:t xml:space="preserve">dokumentáció és tesztforgatókönyv fenntartás.</w:t>
+      </w:r>
+    </w:p>
+    <w:p>
+      <w:pPr>
+        <w:pStyle w:val="FirstParagraph"/>
+      </w:pPr>
+      <w:r>
+        <w:t xml:space="preserve">A fejlesztési ciklusban az egyes alrendszerek párhuzamosan haladtak, de az integrációs pontokon (auth, stats, admin) rendszeres összehangolásra volt szükség.</w:t>
+      </w:r>
+    </w:p>
+    <w:bookmarkEnd w:id="424"/>
+    <w:bookmarkStart w:id="425" w:name="ábrajegyzék"/>
+    <w:p>
+      <w:pPr>
+        <w:pStyle w:val="Heading1"/>
+      </w:pPr>
+      <w:r>
+        <w:t xml:space="preserve">Ábrajegyzék</w:t>
+      </w:r>
+    </w:p>
+    <w:p>
+      <w:pPr>
+        <w:numPr>
+          <w:ilvl w:val="0"/>
+          <w:numId w:val="1207"/>
+        </w:numPr>
+        <w:pStyle w:val="Compact"/>
+      </w:pPr>
+      <w:r>
+        <w:t xml:space="preserve">Főoldal teljes nézet</w:t>
+      </w:r>
+    </w:p>
+    <w:p>
+      <w:pPr>
+        <w:numPr>
+          <w:ilvl w:val="0"/>
+          <w:numId w:val="1207"/>
+        </w:numPr>
+        <w:pStyle w:val="Compact"/>
+      </w:pPr>
+      <w:r>
+        <w:t xml:space="preserve">Login flow állapotok</w:t>
+      </w:r>
+    </w:p>
+    <w:p>
+      <w:pPr>
+        <w:numPr>
+          <w:ilvl w:val="0"/>
+          <w:numId w:val="1207"/>
+        </w:numPr>
+        <w:pStyle w:val="Compact"/>
+      </w:pPr>
+      <w:r>
+        <w:t xml:space="preserve">Register + verification flow</w:t>
+      </w:r>
+    </w:p>
+    <w:p>
+      <w:pPr>
+        <w:numPr>
+          <w:ilvl w:val="0"/>
+          <w:numId w:val="1207"/>
+        </w:numPr>
+        <w:pStyle w:val="Compact"/>
+      </w:pPr>
+      <w:r>
+        <w:t xml:space="preserve">Profile és avatar csere</w:t>
+      </w:r>
+    </w:p>
+    <w:p>
+      <w:pPr>
+        <w:numPr>
+          <w:ilvl w:val="0"/>
+          <w:numId w:val="1207"/>
+        </w:numPr>
+        <w:pStyle w:val="Compact"/>
+      </w:pPr>
+      <w:r>
+        <w:t xml:space="preserve">Maps és My Maps állapotok</w:t>
+      </w:r>
+    </w:p>
+    <w:p>
+      <w:pPr>
+        <w:numPr>
+          <w:ilvl w:val="0"/>
+          <w:numId w:val="1207"/>
+        </w:numPr>
+        <w:pStyle w:val="Compact"/>
+      </w:pPr>
+      <w:r>
+        <w:t xml:space="preserve">Leaderboard és pontszám-rendezés</w:t>
+      </w:r>
+    </w:p>
+    <w:p>
+      <w:pPr>
+        <w:numPr>
+          <w:ilvl w:val="0"/>
+          <w:numId w:val="1207"/>
+        </w:numPr>
+        <w:pStyle w:val="Compact"/>
+      </w:pPr>
+      <w:r>
+        <w:t xml:space="preserve">Admin panel műveleti nézetek</w:t>
+      </w:r>
+    </w:p>
+    <w:p>
+      <w:pPr>
+        <w:numPr>
+          <w:ilvl w:val="0"/>
+          <w:numId w:val="1207"/>
+        </w:numPr>
+        <w:pStyle w:val="Compact"/>
+      </w:pPr>
+      <w:r>
+        <w:t xml:space="preserve">Game API kérés-válasz minták</w:t>
+      </w:r>
+    </w:p>
+    <w:p>
+      <w:pPr>
+        <w:numPr>
+          <w:ilvl w:val="0"/>
+          <w:numId w:val="1207"/>
+        </w:numPr>
+        <w:pStyle w:val="Compact"/>
+      </w:pPr>
+      <w:r>
+        <w:t xml:space="preserve">ER diagram (terv és megvalósítás)</w:t>
+      </w:r>
+    </w:p>
+    <w:p>
+      <w:pPr>
+        <w:numPr>
+          <w:ilvl w:val="0"/>
+          <w:numId w:val="1207"/>
+        </w:numPr>
+        <w:pStyle w:val="Compact"/>
+      </w:pPr>
+      <w:r>
+        <w:t xml:space="preserve">Modal state és request life-cycle ábrák</w:t>
+      </w:r>
+    </w:p>
+    <w:bookmarkEnd w:id="425"/>
+    <w:bookmarkStart w:id="426" w:name="mellékletek"/>
+    <w:p>
+      <w:pPr>
+        <w:pStyle w:val="Heading1"/>
+      </w:pPr>
+      <w:r>
+        <w:t xml:space="preserve">Mellékletek</w:t>
+      </w:r>
+    </w:p>
+    <w:p>
+      <w:pPr>
+        <w:pStyle w:val="FirstParagraph"/>
+      </w:pPr>
+      <w:r>
+        <w:t xml:space="preserve">Jelen dokumentum mellékletei:</w:t>
+      </w:r>
+    </w:p>
+    <w:p>
+      <w:pPr>
+        <w:numPr>
+          <w:ilvl w:val="0"/>
+          <w:numId w:val="1208"/>
+        </w:numPr>
+        <w:pStyle w:val="Compact"/>
+      </w:pPr>
+      <w:r>
+        <w:t xml:space="preserve">Melléklet A – Endpoint mátrix</w:t>
+      </w:r>
+    </w:p>
+    <w:p>
+      <w:pPr>
+        <w:numPr>
+          <w:ilvl w:val="0"/>
+          <w:numId w:val="1208"/>
+        </w:numPr>
+        <w:pStyle w:val="Compact"/>
+      </w:pPr>
+      <w:r>
+        <w:t xml:space="preserve">Melléklet B – Forráskód walkthrough</w:t>
+      </w:r>
+    </w:p>
+    <w:p>
+      <w:pPr>
+        <w:numPr>
+          <w:ilvl w:val="0"/>
+          <w:numId w:val="1208"/>
+        </w:numPr>
+        <w:pStyle w:val="Compact"/>
+      </w:pPr>
+      <w:r>
+        <w:t xml:space="preserve">Melléklet C – Gombkatalógus</w:t>
+      </w:r>
+    </w:p>
+    <w:p>
+      <w:pPr>
+        <w:numPr>
+          <w:ilvl w:val="0"/>
+          <w:numId w:val="1208"/>
+        </w:numPr>
+        <w:pStyle w:val="Compact"/>
+      </w:pPr>
+      <w:r>
+        <w:t xml:space="preserve">Melléklet D – Felhasználói folyamatok</w:t>
+      </w:r>
+    </w:p>
+    <w:p>
+      <w:pPr>
+        <w:numPr>
+          <w:ilvl w:val="0"/>
+          <w:numId w:val="1208"/>
+        </w:numPr>
+        <w:pStyle w:val="Compact"/>
+      </w:pPr>
+      <w:r>
+        <w:t xml:space="preserve">Melléklet E – UI állapottranzíciók</w:t>
+      </w:r>
+    </w:p>
+    <w:p>
+      <w:pPr>
+        <w:numPr>
+          <w:ilvl w:val="0"/>
+          <w:numId w:val="1208"/>
+        </w:numPr>
+        <w:pStyle w:val="Compact"/>
+      </w:pPr>
+      <w:r>
+        <w:t xml:space="preserve">Melléklet F – Képbeillesztési checklista</w:t>
+      </w:r>
+    </w:p>
+    <w:p>
+      <w:pPr>
+        <w:numPr>
+          <w:ilvl w:val="0"/>
+          <w:numId w:val="1208"/>
+        </w:numPr>
+        <w:pStyle w:val="Compact"/>
+      </w:pPr>
+      <w:r>
+        <w:t xml:space="preserve">Melléklet G – Backend mélymagyarázat</w:t>
+      </w:r>
+    </w:p>
+    <w:p>
+      <w:pPr>
+        <w:numPr>
+          <w:ilvl w:val="0"/>
+          <w:numId w:val="1208"/>
+        </w:numPr>
+        <w:pStyle w:val="Compact"/>
+      </w:pPr>
+      <w:r>
+        <w:t xml:space="preserve">Melléklet H – Frontend eseménybontás</w:t>
+      </w:r>
+    </w:p>
+    <w:p>
+      <w:pPr>
+        <w:numPr>
+          <w:ilvl w:val="0"/>
+          <w:numId w:val="1208"/>
+        </w:numPr>
+        <w:pStyle w:val="Compact"/>
+      </w:pPr>
+      <w:r>
+        <w:t xml:space="preserve">Melléklet I – Hibakód-katalógus</w:t>
+      </w:r>
+    </w:p>
+    <w:p>
+      <w:pPr>
+        <w:numPr>
+          <w:ilvl w:val="0"/>
+          <w:numId w:val="1208"/>
+        </w:numPr>
+        <w:pStyle w:val="Compact"/>
+      </w:pPr>
+      <w:r>
+        <w:t xml:space="preserve">Melléklet J – Gombonkénti specifikáció</w:t>
+      </w:r>
+    </w:p>
+    <w:p>
+      <w:pPr>
+        <w:numPr>
+          <w:ilvl w:val="0"/>
+          <w:numId w:val="1208"/>
+        </w:numPr>
+        <w:pStyle w:val="Compact"/>
+      </w:pPr>
+      <w:r>
+        <w:t xml:space="preserve">Melléklet K – Endpoint forgatókönyvek</w:t>
+      </w:r>
+    </w:p>
+    <w:p>
+      <w:pPr>
+        <w:numPr>
+          <w:ilvl w:val="0"/>
+          <w:numId w:val="1208"/>
+        </w:numPr>
+        <w:pStyle w:val="Compact"/>
+      </w:pPr>
+      <w:r>
+        <w:t xml:space="preserve">Melléklet L – UI állapotmátrix</w:t>
+      </w:r>
+    </w:p>
+    <w:p>
+      <w:pPr>
+        <w:numPr>
+          <w:ilvl w:val="0"/>
+          <w:numId w:val="1208"/>
+        </w:numPr>
+        <w:pStyle w:val="Compact"/>
+      </w:pPr>
+      <w:r>
+        <w:t xml:space="preserve">Melléklet M – Kódrészlet-tár</w:t>
+      </w:r>
+    </w:p>
+    <w:p>
+      <w:pPr>
+        <w:numPr>
+          <w:ilvl w:val="0"/>
+          <w:numId w:val="1208"/>
+        </w:numPr>
+        <w:pStyle w:val="Compact"/>
+      </w:pPr>
+      <w:r>
+        <w:t xml:space="preserve">Melléklet N – Extra technikai kifejtések</w:t>
+      </w:r>
+    </w:p>
+    <w:bookmarkEnd w:id="426"/>
+    <w:bookmarkStart w:id="427" w:name="összefoglalás"/>
+    <w:p>
+      <w:pPr>
+        <w:pStyle w:val="Heading1"/>
+      </w:pPr>
+      <w:r>
+        <w:t xml:space="preserve">Összefoglalás</w:t>
+      </w:r>
+    </w:p>
+    <w:p>
+      <w:pPr>
+        <w:pStyle w:val="FirstParagraph"/>
+      </w:pPr>
+      <w:r>
+        <w:t xml:space="preserve">A Troxan webalkalmazás fejlesztése során egy teljes értékű, komplex webes platform valósult meg, amely szervesen összekapcsolódik a hozzá tartozó C# Windows játékklienssel. A projekt nem csupán funkcionálisan teljes, hanem módszertanilag is az önálló gondolkodás és a mélységi tudás megszerzésének jó példája: keretrendszer nélküli PHP MVC backend, natív JavaScript frontend, Vite-alapú build pipeline és Tailwind CSS v4 stílusozás mind azt bizonyítják, hogy a modern webfejlesztés alapjai – a keretrendszerektől függetlenül – is képesek rendkívül hatékonyan alkalmazható megoldások létrehozására.</w:t>
+      </w:r>
+    </w:p>
+    <w:p>
+      <w:pPr>
+        <w:pStyle w:val="BodyText"/>
+      </w:pPr>
+      <w:r>
+        <w:t xml:space="preserve">Az alkalmazás fejlesztése során elsajátított ismeretek és megoldott kihívások – a token-alapú játékkliens integráció, az MVC routing implementálása, a biztonsági rétegek tudatos kialakítása, a dinamikus SPA-szerű oldalnavigáció keretrendszer nélkül – mind olyan tapasztalatok, amelyek a valós munkakörnyezetben is közvetlen értéket képviselnek.</w:t>
+      </w:r>
+    </w:p>
+    <w:p>
+      <w:pPr>
+        <w:pStyle w:val="BodyText"/>
+      </w:pPr>
+      <w:r>
+        <w:t xml:space="preserve">A projekt a pillanatnyi formájában is teljesen működőképes és élesben futó alkalmazás; a fentiekben összefoglalt továbbfejlesztési irányok megvalósítása esetén egy még gazdagabb, még professzionálisabb platformmá válhat.</w:t>
+      </w:r>
+    </w:p>
+    <w:bookmarkEnd w:id="427"/>
+    <w:bookmarkStart w:id="428" w:name="források"/>
+    <w:p>
+      <w:pPr>
+        <w:pStyle w:val="Heading1"/>
+      </w:pPr>
+      <w:r>
+        <w:t xml:space="preserve">Források</w:t>
+      </w:r>
+    </w:p>
+    <w:p>
+      <w:pPr>
+        <w:numPr>
+          <w:ilvl w:val="0"/>
+          <w:numId w:val="1209"/>
+        </w:numPr>
+        <w:pStyle w:val="Compact"/>
+      </w:pPr>
+      <w:r>
+        <w:t xml:space="preserve">PHP Foundation –</w:t>
+      </w:r>
+      <w:r>
+        <w:t xml:space="preserve"> </w:t>
+      </w:r>
+      <w:r>
+        <w:rPr>
+          <w:iCs/>
+          <w:i/>
+        </w:rPr>
+        <w:t xml:space="preserve">PHP 8 Documentation</w:t>
+      </w:r>
+      <w:r>
+        <w:t xml:space="preserve"> </w:t>
+      </w:r>
+      <w:r>
+        <w:t xml:space="preserve">– https://www.php.net/docs.php – (2025)</w:t>
+      </w:r>
+    </w:p>
+    <w:p>
+      <w:pPr>
+        <w:numPr>
+          <w:ilvl w:val="0"/>
+          <w:numId w:val="1209"/>
+        </w:numPr>
+        <w:pStyle w:val="Compact"/>
+      </w:pPr>
+      <w:r>
+        <w:t xml:space="preserve">MySQL AB –</w:t>
+      </w:r>
+      <w:r>
+        <w:t xml:space="preserve"> </w:t>
+      </w:r>
+      <w:r>
+        <w:rPr>
+          <w:iCs/>
+          <w:i/>
+        </w:rPr>
+        <w:t xml:space="preserve">MySQL 8.0 Reference Manual</w:t>
+      </w:r>
+      <w:r>
+        <w:t xml:space="preserve"> </w:t>
+      </w:r>
+      <w:r>
+        <w:t xml:space="preserve">– https://dev.mysql.com/doc/refman/8.0/en/ – (2025)</w:t>
+      </w:r>
+    </w:p>
+    <w:p>
+      <w:pPr>
+        <w:numPr>
+          <w:ilvl w:val="0"/>
+          <w:numId w:val="1209"/>
+        </w:numPr>
+        <w:pStyle w:val="Compact"/>
+      </w:pPr>
+      <w:r>
+        <w:t xml:space="preserve">Vite Contributors –</w:t>
+      </w:r>
+      <w:r>
+        <w:t xml:space="preserve"> </w:t>
+      </w:r>
+      <w:r>
+        <w:rPr>
+          <w:iCs/>
+          <w:i/>
+        </w:rPr>
+        <w:t xml:space="preserve">Vite Documentation</w:t>
+      </w:r>
+      <w:r>
+        <w:t xml:space="preserve"> </w:t>
+      </w:r>
+      <w:r>
+        <w:t xml:space="preserve">– https://vitejs.dev/guide/ – (2025)</w:t>
+      </w:r>
+    </w:p>
+    <w:p>
+      <w:pPr>
+        <w:numPr>
+          <w:ilvl w:val="0"/>
+          <w:numId w:val="1209"/>
+        </w:numPr>
+        <w:pStyle w:val="Compact"/>
+      </w:pPr>
+      <w:r>
+        <w:t xml:space="preserve">Tailwind CSS Contributors –</w:t>
+      </w:r>
+      <w:r>
+        <w:t xml:space="preserve"> </w:t>
+      </w:r>
+      <w:r>
+        <w:rPr>
+          <w:iCs/>
+          <w:i/>
+        </w:rPr>
+        <w:t xml:space="preserve">Tailwind CSS v4 Documentation</w:t>
+      </w:r>
+      <w:r>
+        <w:t xml:space="preserve"> </w:t>
+      </w:r>
+      <w:r>
+        <w:t xml:space="preserve">– https://tailwindcss.com/docs – (2025)</w:t>
+      </w:r>
+    </w:p>
+    <w:p>
+      <w:pPr>
+        <w:numPr>
+          <w:ilvl w:val="0"/>
+          <w:numId w:val="1209"/>
+        </w:numPr>
+        <w:pStyle w:val="Compact"/>
+      </w:pPr>
+      <w:r>
+        <w:t xml:space="preserve">PHPMailer Contributors –</w:t>
+      </w:r>
+      <w:r>
+        <w:t xml:space="preserve"> </w:t>
+      </w:r>
+      <w:r>
+        <w:rPr>
+          <w:iCs/>
+          <w:i/>
+        </w:rPr>
+        <w:t xml:space="preserve">PHPMailer Documentation</w:t>
+      </w:r>
+      <w:r>
+        <w:t xml:space="preserve"> </w:t>
+      </w:r>
+      <w:r>
+        <w:t xml:space="preserve">– https://github.com/PHPMailer/PHPMailer – (2025)</w:t>
+      </w:r>
+    </w:p>
+    <w:p>
+      <w:pPr>
+        <w:numPr>
+          <w:ilvl w:val="0"/>
+          <w:numId w:val="1209"/>
+        </w:numPr>
+        <w:pStyle w:val="Compact"/>
+      </w:pPr>
+      <w:r>
+        <w:t xml:space="preserve">OWASP Foundation –</w:t>
+      </w:r>
+      <w:r>
+        <w:t xml:space="preserve"> </w:t>
+      </w:r>
+      <w:r>
+        <w:rPr>
+          <w:iCs/>
+          <w:i/>
+        </w:rPr>
+        <w:t xml:space="preserve">OWASP Top Ten</w:t>
+      </w:r>
+      <w:r>
+        <w:t xml:space="preserve"> </w:t>
+      </w:r>
+      <w:r>
+        <w:t xml:space="preserve">– https://owasp.org/www-project-top-ten/ – (2025)</w:t>
+      </w:r>
+    </w:p>
+    <w:p>
+      <w:pPr>
+        <w:numPr>
+          <w:ilvl w:val="0"/>
+          <w:numId w:val="1209"/>
+        </w:numPr>
+        <w:pStyle w:val="Compact"/>
+      </w:pPr>
+      <w:r>
+        <w:t xml:space="preserve">MDN Web Docs –</w:t>
+      </w:r>
+      <w:r>
+        <w:t xml:space="preserve"> </w:t>
+      </w:r>
+      <w:r>
+        <w:rPr>
+          <w:iCs/>
+          <w:i/>
+        </w:rPr>
         <w:t xml:space="preserve">JavaScript Reference</w:t>
       </w:r>
       <w:r>
@@ -36722,7 +40404,7 @@
         <w:t xml:space="preserve">– https://developer.mozilla.org/en-US/docs/Web/JavaScript – (2025)</w:t>
       </w:r>
     </w:p>
-    <w:bookmarkEnd w:id="381"/>
+    <w:bookmarkEnd w:id="428"/>
     <w:sectPr>
       <w:type w:val="nextPage"/>
       <w:pgSz w:h="16838" w:w="11906"/>
@@ -43306,6 +46988,486 @@
     </w:lvlOverride>
   </w:num>
   <w:num w:numId="1193">
+    <w:abstractNumId w:val="99411"/>
+    <w:lvlOverride w:ilvl="0">
+      <w:startOverride w:val="1"/>
+    </w:lvlOverride>
+    <w:lvlOverride w:ilvl="1">
+      <w:startOverride w:val="1"/>
+    </w:lvlOverride>
+    <w:lvlOverride w:ilvl="2">
+      <w:startOverride w:val="1"/>
+    </w:lvlOverride>
+    <w:lvlOverride w:ilvl="3">
+      <w:startOverride w:val="1"/>
+    </w:lvlOverride>
+    <w:lvlOverride w:ilvl="4">
+      <w:startOverride w:val="1"/>
+    </w:lvlOverride>
+    <w:lvlOverride w:ilvl="5">
+      <w:startOverride w:val="1"/>
+    </w:lvlOverride>
+    <w:lvlOverride w:ilvl="6">
+      <w:startOverride w:val="1"/>
+    </w:lvlOverride>
+    <w:lvlOverride w:ilvl="7">
+      <w:startOverride w:val="1"/>
+    </w:lvlOverride>
+    <w:lvlOverride w:ilvl="8">
+      <w:startOverride w:val="1"/>
+    </w:lvlOverride>
+  </w:num>
+  <w:num w:numId="1194">
+    <w:abstractNumId w:val="99411"/>
+    <w:lvlOverride w:ilvl="0">
+      <w:startOverride w:val="1"/>
+    </w:lvlOverride>
+    <w:lvlOverride w:ilvl="1">
+      <w:startOverride w:val="1"/>
+    </w:lvlOverride>
+    <w:lvlOverride w:ilvl="2">
+      <w:startOverride w:val="1"/>
+    </w:lvlOverride>
+    <w:lvlOverride w:ilvl="3">
+      <w:startOverride w:val="1"/>
+    </w:lvlOverride>
+    <w:lvlOverride w:ilvl="4">
+      <w:startOverride w:val="1"/>
+    </w:lvlOverride>
+    <w:lvlOverride w:ilvl="5">
+      <w:startOverride w:val="1"/>
+    </w:lvlOverride>
+    <w:lvlOverride w:ilvl="6">
+      <w:startOverride w:val="1"/>
+    </w:lvlOverride>
+    <w:lvlOverride w:ilvl="7">
+      <w:startOverride w:val="1"/>
+    </w:lvlOverride>
+    <w:lvlOverride w:ilvl="8">
+      <w:startOverride w:val="1"/>
+    </w:lvlOverride>
+  </w:num>
+  <w:num w:numId="1195">
+    <w:abstractNumId w:val="99411"/>
+    <w:lvlOverride w:ilvl="0">
+      <w:startOverride w:val="1"/>
+    </w:lvlOverride>
+    <w:lvlOverride w:ilvl="1">
+      <w:startOverride w:val="1"/>
+    </w:lvlOverride>
+    <w:lvlOverride w:ilvl="2">
+      <w:startOverride w:val="1"/>
+    </w:lvlOverride>
+    <w:lvlOverride w:ilvl="3">
+      <w:startOverride w:val="1"/>
+    </w:lvlOverride>
+    <w:lvlOverride w:ilvl="4">
+      <w:startOverride w:val="1"/>
+    </w:lvlOverride>
+    <w:lvlOverride w:ilvl="5">
+      <w:startOverride w:val="1"/>
+    </w:lvlOverride>
+    <w:lvlOverride w:ilvl="6">
+      <w:startOverride w:val="1"/>
+    </w:lvlOverride>
+    <w:lvlOverride w:ilvl="7">
+      <w:startOverride w:val="1"/>
+    </w:lvlOverride>
+    <w:lvlOverride w:ilvl="8">
+      <w:startOverride w:val="1"/>
+    </w:lvlOverride>
+  </w:num>
+  <w:num w:numId="1196">
+    <w:abstractNumId w:val="99411"/>
+    <w:lvlOverride w:ilvl="0">
+      <w:startOverride w:val="1"/>
+    </w:lvlOverride>
+    <w:lvlOverride w:ilvl="1">
+      <w:startOverride w:val="1"/>
+    </w:lvlOverride>
+    <w:lvlOverride w:ilvl="2">
+      <w:startOverride w:val="1"/>
+    </w:lvlOverride>
+    <w:lvlOverride w:ilvl="3">
+      <w:startOverride w:val="1"/>
+    </w:lvlOverride>
+    <w:lvlOverride w:ilvl="4">
+      <w:startOverride w:val="1"/>
+    </w:lvlOverride>
+    <w:lvlOverride w:ilvl="5">
+      <w:startOverride w:val="1"/>
+    </w:lvlOverride>
+    <w:lvlOverride w:ilvl="6">
+      <w:startOverride w:val="1"/>
+    </w:lvlOverride>
+    <w:lvlOverride w:ilvl="7">
+      <w:startOverride w:val="1"/>
+    </w:lvlOverride>
+    <w:lvlOverride w:ilvl="8">
+      <w:startOverride w:val="1"/>
+    </w:lvlOverride>
+  </w:num>
+  <w:num w:numId="1197">
+    <w:abstractNumId w:val="99411"/>
+    <w:lvlOverride w:ilvl="0">
+      <w:startOverride w:val="1"/>
+    </w:lvlOverride>
+    <w:lvlOverride w:ilvl="1">
+      <w:startOverride w:val="1"/>
+    </w:lvlOverride>
+    <w:lvlOverride w:ilvl="2">
+      <w:startOverride w:val="1"/>
+    </w:lvlOverride>
+    <w:lvlOverride w:ilvl="3">
+      <w:startOverride w:val="1"/>
+    </w:lvlOverride>
+    <w:lvlOverride w:ilvl="4">
+      <w:startOverride w:val="1"/>
+    </w:lvlOverride>
+    <w:lvlOverride w:ilvl="5">
+      <w:startOverride w:val="1"/>
+    </w:lvlOverride>
+    <w:lvlOverride w:ilvl="6">
+      <w:startOverride w:val="1"/>
+    </w:lvlOverride>
+    <w:lvlOverride w:ilvl="7">
+      <w:startOverride w:val="1"/>
+    </w:lvlOverride>
+    <w:lvlOverride w:ilvl="8">
+      <w:startOverride w:val="1"/>
+    </w:lvlOverride>
+  </w:num>
+  <w:num w:numId="1198">
+    <w:abstractNumId w:val="99411"/>
+    <w:lvlOverride w:ilvl="0">
+      <w:startOverride w:val="1"/>
+    </w:lvlOverride>
+    <w:lvlOverride w:ilvl="1">
+      <w:startOverride w:val="1"/>
+    </w:lvlOverride>
+    <w:lvlOverride w:ilvl="2">
+      <w:startOverride w:val="1"/>
+    </w:lvlOverride>
+    <w:lvlOverride w:ilvl="3">
+      <w:startOverride w:val="1"/>
+    </w:lvlOverride>
+    <w:lvlOverride w:ilvl="4">
+      <w:startOverride w:val="1"/>
+    </w:lvlOverride>
+    <w:lvlOverride w:ilvl="5">
+      <w:startOverride w:val="1"/>
+    </w:lvlOverride>
+    <w:lvlOverride w:ilvl="6">
+      <w:startOverride w:val="1"/>
+    </w:lvlOverride>
+    <w:lvlOverride w:ilvl="7">
+      <w:startOverride w:val="1"/>
+    </w:lvlOverride>
+    <w:lvlOverride w:ilvl="8">
+      <w:startOverride w:val="1"/>
+    </w:lvlOverride>
+  </w:num>
+  <w:num w:numId="1199">
+    <w:abstractNumId w:val="99411"/>
+    <w:lvlOverride w:ilvl="0">
+      <w:startOverride w:val="1"/>
+    </w:lvlOverride>
+    <w:lvlOverride w:ilvl="1">
+      <w:startOverride w:val="1"/>
+    </w:lvlOverride>
+    <w:lvlOverride w:ilvl="2">
+      <w:startOverride w:val="1"/>
+    </w:lvlOverride>
+    <w:lvlOverride w:ilvl="3">
+      <w:startOverride w:val="1"/>
+    </w:lvlOverride>
+    <w:lvlOverride w:ilvl="4">
+      <w:startOverride w:val="1"/>
+    </w:lvlOverride>
+    <w:lvlOverride w:ilvl="5">
+      <w:startOverride w:val="1"/>
+    </w:lvlOverride>
+    <w:lvlOverride w:ilvl="6">
+      <w:startOverride w:val="1"/>
+    </w:lvlOverride>
+    <w:lvlOverride w:ilvl="7">
+      <w:startOverride w:val="1"/>
+    </w:lvlOverride>
+    <w:lvlOverride w:ilvl="8">
+      <w:startOverride w:val="1"/>
+    </w:lvlOverride>
+  </w:num>
+  <w:num w:numId="1200">
+    <w:abstractNumId w:val="99411"/>
+    <w:lvlOverride w:ilvl="0">
+      <w:startOverride w:val="1"/>
+    </w:lvlOverride>
+    <w:lvlOverride w:ilvl="1">
+      <w:startOverride w:val="1"/>
+    </w:lvlOverride>
+    <w:lvlOverride w:ilvl="2">
+      <w:startOverride w:val="1"/>
+    </w:lvlOverride>
+    <w:lvlOverride w:ilvl="3">
+      <w:startOverride w:val="1"/>
+    </w:lvlOverride>
+    <w:lvlOverride w:ilvl="4">
+      <w:startOverride w:val="1"/>
+    </w:lvlOverride>
+    <w:lvlOverride w:ilvl="5">
+      <w:startOverride w:val="1"/>
+    </w:lvlOverride>
+    <w:lvlOverride w:ilvl="6">
+      <w:startOverride w:val="1"/>
+    </w:lvlOverride>
+    <w:lvlOverride w:ilvl="7">
+      <w:startOverride w:val="1"/>
+    </w:lvlOverride>
+    <w:lvlOverride w:ilvl="8">
+      <w:startOverride w:val="1"/>
+    </w:lvlOverride>
+  </w:num>
+  <w:num w:numId="1201">
+    <w:abstractNumId w:val="99411"/>
+    <w:lvlOverride w:ilvl="0">
+      <w:startOverride w:val="1"/>
+    </w:lvlOverride>
+    <w:lvlOverride w:ilvl="1">
+      <w:startOverride w:val="1"/>
+    </w:lvlOverride>
+    <w:lvlOverride w:ilvl="2">
+      <w:startOverride w:val="1"/>
+    </w:lvlOverride>
+    <w:lvlOverride w:ilvl="3">
+      <w:startOverride w:val="1"/>
+    </w:lvlOverride>
+    <w:lvlOverride w:ilvl="4">
+      <w:startOverride w:val="1"/>
+    </w:lvlOverride>
+    <w:lvlOverride w:ilvl="5">
+      <w:startOverride w:val="1"/>
+    </w:lvlOverride>
+    <w:lvlOverride w:ilvl="6">
+      <w:startOverride w:val="1"/>
+    </w:lvlOverride>
+    <w:lvlOverride w:ilvl="7">
+      <w:startOverride w:val="1"/>
+    </w:lvlOverride>
+    <w:lvlOverride w:ilvl="8">
+      <w:startOverride w:val="1"/>
+    </w:lvlOverride>
+  </w:num>
+  <w:num w:numId="1202">
+    <w:abstractNumId w:val="99411"/>
+    <w:lvlOverride w:ilvl="0">
+      <w:startOverride w:val="1"/>
+    </w:lvlOverride>
+    <w:lvlOverride w:ilvl="1">
+      <w:startOverride w:val="1"/>
+    </w:lvlOverride>
+    <w:lvlOverride w:ilvl="2">
+      <w:startOverride w:val="1"/>
+    </w:lvlOverride>
+    <w:lvlOverride w:ilvl="3">
+      <w:startOverride w:val="1"/>
+    </w:lvlOverride>
+    <w:lvlOverride w:ilvl="4">
+      <w:startOverride w:val="1"/>
+    </w:lvlOverride>
+    <w:lvlOverride w:ilvl="5">
+      <w:startOverride w:val="1"/>
+    </w:lvlOverride>
+    <w:lvlOverride w:ilvl="6">
+      <w:startOverride w:val="1"/>
+    </w:lvlOverride>
+    <w:lvlOverride w:ilvl="7">
+      <w:startOverride w:val="1"/>
+    </w:lvlOverride>
+    <w:lvlOverride w:ilvl="8">
+      <w:startOverride w:val="1"/>
+    </w:lvlOverride>
+  </w:num>
+  <w:num w:numId="1203">
+    <w:abstractNumId w:val="99411"/>
+    <w:lvlOverride w:ilvl="0">
+      <w:startOverride w:val="1"/>
+    </w:lvlOverride>
+    <w:lvlOverride w:ilvl="1">
+      <w:startOverride w:val="1"/>
+    </w:lvlOverride>
+    <w:lvlOverride w:ilvl="2">
+      <w:startOverride w:val="1"/>
+    </w:lvlOverride>
+    <w:lvlOverride w:ilvl="3">
+      <w:startOverride w:val="1"/>
+    </w:lvlOverride>
+    <w:lvlOverride w:ilvl="4">
+      <w:startOverride w:val="1"/>
+    </w:lvlOverride>
+    <w:lvlOverride w:ilvl="5">
+      <w:startOverride w:val="1"/>
+    </w:lvlOverride>
+    <w:lvlOverride w:ilvl="6">
+      <w:startOverride w:val="1"/>
+    </w:lvlOverride>
+    <w:lvlOverride w:ilvl="7">
+      <w:startOverride w:val="1"/>
+    </w:lvlOverride>
+    <w:lvlOverride w:ilvl="8">
+      <w:startOverride w:val="1"/>
+    </w:lvlOverride>
+  </w:num>
+  <w:num w:numId="1204">
+    <w:abstractNumId w:val="99411"/>
+    <w:lvlOverride w:ilvl="0">
+      <w:startOverride w:val="1"/>
+    </w:lvlOverride>
+    <w:lvlOverride w:ilvl="1">
+      <w:startOverride w:val="1"/>
+    </w:lvlOverride>
+    <w:lvlOverride w:ilvl="2">
+      <w:startOverride w:val="1"/>
+    </w:lvlOverride>
+    <w:lvlOverride w:ilvl="3">
+      <w:startOverride w:val="1"/>
+    </w:lvlOverride>
+    <w:lvlOverride w:ilvl="4">
+      <w:startOverride w:val="1"/>
+    </w:lvlOverride>
+    <w:lvlOverride w:ilvl="5">
+      <w:startOverride w:val="1"/>
+    </w:lvlOverride>
+    <w:lvlOverride w:ilvl="6">
+      <w:startOverride w:val="1"/>
+    </w:lvlOverride>
+    <w:lvlOverride w:ilvl="7">
+      <w:startOverride w:val="1"/>
+    </w:lvlOverride>
+    <w:lvlOverride w:ilvl="8">
+      <w:startOverride w:val="1"/>
+    </w:lvlOverride>
+  </w:num>
+  <w:num w:numId="1205">
+    <w:abstractNumId w:val="99411"/>
+    <w:lvlOverride w:ilvl="0">
+      <w:startOverride w:val="1"/>
+    </w:lvlOverride>
+    <w:lvlOverride w:ilvl="1">
+      <w:startOverride w:val="1"/>
+    </w:lvlOverride>
+    <w:lvlOverride w:ilvl="2">
+      <w:startOverride w:val="1"/>
+    </w:lvlOverride>
+    <w:lvlOverride w:ilvl="3">
+      <w:startOverride w:val="1"/>
+    </w:lvlOverride>
+    <w:lvlOverride w:ilvl="4">
+      <w:startOverride w:val="1"/>
+    </w:lvlOverride>
+    <w:lvlOverride w:ilvl="5">
+      <w:startOverride w:val="1"/>
+    </w:lvlOverride>
+    <w:lvlOverride w:ilvl="6">
+      <w:startOverride w:val="1"/>
+    </w:lvlOverride>
+    <w:lvlOverride w:ilvl="7">
+      <w:startOverride w:val="1"/>
+    </w:lvlOverride>
+    <w:lvlOverride w:ilvl="8">
+      <w:startOverride w:val="1"/>
+    </w:lvlOverride>
+  </w:num>
+  <w:num w:numId="1206">
+    <w:abstractNumId w:val="99411"/>
+    <w:lvlOverride w:ilvl="0">
+      <w:startOverride w:val="1"/>
+    </w:lvlOverride>
+    <w:lvlOverride w:ilvl="1">
+      <w:startOverride w:val="1"/>
+    </w:lvlOverride>
+    <w:lvlOverride w:ilvl="2">
+      <w:startOverride w:val="1"/>
+    </w:lvlOverride>
+    <w:lvlOverride w:ilvl="3">
+      <w:startOverride w:val="1"/>
+    </w:lvlOverride>
+    <w:lvlOverride w:ilvl="4">
+      <w:startOverride w:val="1"/>
+    </w:lvlOverride>
+    <w:lvlOverride w:ilvl="5">
+      <w:startOverride w:val="1"/>
+    </w:lvlOverride>
+    <w:lvlOverride w:ilvl="6">
+      <w:startOverride w:val="1"/>
+    </w:lvlOverride>
+    <w:lvlOverride w:ilvl="7">
+      <w:startOverride w:val="1"/>
+    </w:lvlOverride>
+    <w:lvlOverride w:ilvl="8">
+      <w:startOverride w:val="1"/>
+    </w:lvlOverride>
+  </w:num>
+  <w:num w:numId="1207">
+    <w:abstractNumId w:val="99411"/>
+    <w:lvlOverride w:ilvl="0">
+      <w:startOverride w:val="1"/>
+    </w:lvlOverride>
+    <w:lvlOverride w:ilvl="1">
+      <w:startOverride w:val="1"/>
+    </w:lvlOverride>
+    <w:lvlOverride w:ilvl="2">
+      <w:startOverride w:val="1"/>
+    </w:lvlOverride>
+    <w:lvlOverride w:ilvl="3">
+      <w:startOverride w:val="1"/>
+    </w:lvlOverride>
+    <w:lvlOverride w:ilvl="4">
+      <w:startOverride w:val="1"/>
+    </w:lvlOverride>
+    <w:lvlOverride w:ilvl="5">
+      <w:startOverride w:val="1"/>
+    </w:lvlOverride>
+    <w:lvlOverride w:ilvl="6">
+      <w:startOverride w:val="1"/>
+    </w:lvlOverride>
+    <w:lvlOverride w:ilvl="7">
+      <w:startOverride w:val="1"/>
+    </w:lvlOverride>
+    <w:lvlOverride w:ilvl="8">
+      <w:startOverride w:val="1"/>
+    </w:lvlOverride>
+  </w:num>
+  <w:num w:numId="1208">
+    <w:abstractNumId w:val="99411"/>
+    <w:lvlOverride w:ilvl="0">
+      <w:startOverride w:val="1"/>
+    </w:lvlOverride>
+    <w:lvlOverride w:ilvl="1">
+      <w:startOverride w:val="1"/>
+    </w:lvlOverride>
+    <w:lvlOverride w:ilvl="2">
+      <w:startOverride w:val="1"/>
+    </w:lvlOverride>
+    <w:lvlOverride w:ilvl="3">
+      <w:startOverride w:val="1"/>
+    </w:lvlOverride>
+    <w:lvlOverride w:ilvl="4">
+      <w:startOverride w:val="1"/>
+    </w:lvlOverride>
+    <w:lvlOverride w:ilvl="5">
+      <w:startOverride w:val="1"/>
+    </w:lvlOverride>
+    <w:lvlOverride w:ilvl="6">
+      <w:startOverride w:val="1"/>
+    </w:lvlOverride>
+    <w:lvlOverride w:ilvl="7">
+      <w:startOverride w:val="1"/>
+    </w:lvlOverride>
+    <w:lvlOverride w:ilvl="8">
+      <w:startOverride w:val="1"/>
+    </w:lvlOverride>
+  </w:num>
+  <w:num w:numId="1209">
     <w:abstractNumId w:val="99411"/>
     <w:lvlOverride w:ilvl="0">
       <w:startOverride w:val="1"/>
